--- a/Documentación/Matriz_de_Riesgo_Kiroku.docx
+++ b/Documentación/Matriz_de_Riesgo_Kiroku.docx
@@ -171,14 +171,8 @@
             <w:vAlign w:val="center"/>
           </w:tcPr>
           <w:p>
-            <w:pPr>
-              <w:jc w:val="left"/>
-              <w:rPr/>
-            </w:pPr>
-            <w:r>
-              <w:rPr>
-                <w:rtl w:val="0"/>
-              </w:rPr>
+            <w:r>
+              <w:t>KIROKU - Plataforma Colaborativa de Apuntes</w:t>
             </w:r>
           </w:p>
         </w:tc>
@@ -299,14 +293,8 @@
             <w:vAlign w:val="center"/>
           </w:tcPr>
           <w:p>
-            <w:pPr>
-              <w:jc w:val="left"/>
-              <w:rPr/>
-            </w:pPr>
-            <w:r>
-              <w:rPr>
-                <w:rtl w:val="0"/>
-              </w:rPr>
+            <w:r>
+              <w:t>13/07/2026</w:t>
             </w:r>
           </w:p>
         </w:tc>
@@ -2904,256 +2892,184 @@
             <w:vAlign w:val="center"/>
           </w:tcPr>
           <w:p>
-            <w:pPr>
-              <w:jc w:val="center"/>
-              <w:rPr/>
-            </w:pPr>
-            <w:r>
-              <w:rPr>
-                <w:rtl w:val="0"/>
-              </w:rPr>
-            </w:r>
-          </w:p>
-        </w:tc>
-        <w:tc>
-          <w:tcPr>
-            <w:tcMar>
-              <w:top w:w="60.0" w:type="dxa"/>
-              <w:left w:w="90.0" w:type="dxa"/>
-              <w:bottom w:w="60.0" w:type="dxa"/>
-              <w:right w:w="90.0" w:type="dxa"/>
-            </w:tcMar>
-            <w:vAlign w:val="center"/>
-          </w:tcPr>
-          <w:p>
-            <w:pPr>
-              <w:jc w:val="left"/>
-              <w:rPr/>
-            </w:pPr>
-            <w:r>
-              <w:rPr>
-                <w:rtl w:val="0"/>
-              </w:rPr>
-            </w:r>
-          </w:p>
-        </w:tc>
-        <w:tc>
-          <w:tcPr>
-            <w:tcMar>
-              <w:top w:w="60.0" w:type="dxa"/>
-              <w:left w:w="90.0" w:type="dxa"/>
-              <w:bottom w:w="60.0" w:type="dxa"/>
-              <w:right w:w="90.0" w:type="dxa"/>
-            </w:tcMar>
-            <w:vAlign w:val="center"/>
-          </w:tcPr>
-          <w:p>
-            <w:pPr>
-              <w:jc w:val="left"/>
-              <w:rPr/>
-            </w:pPr>
-            <w:r>
-              <w:rPr>
-                <w:rtl w:val="0"/>
-              </w:rPr>
-            </w:r>
-          </w:p>
-        </w:tc>
-        <w:tc>
-          <w:tcPr>
-            <w:tcMar>
-              <w:top w:w="60.0" w:type="dxa"/>
-              <w:left w:w="90.0" w:type="dxa"/>
-              <w:bottom w:w="60.0" w:type="dxa"/>
-              <w:right w:w="90.0" w:type="dxa"/>
-            </w:tcMar>
-            <w:vAlign w:val="center"/>
-          </w:tcPr>
-          <w:p>
-            <w:pPr>
-              <w:jc w:val="left"/>
-              <w:rPr/>
-            </w:pPr>
-            <w:r>
-              <w:rPr>
-                <w:rtl w:val="0"/>
-              </w:rPr>
-            </w:r>
-          </w:p>
-        </w:tc>
-        <w:tc>
-          <w:tcPr>
-            <w:tcMar>
-              <w:top w:w="60.0" w:type="dxa"/>
-              <w:left w:w="90.0" w:type="dxa"/>
-              <w:bottom w:w="60.0" w:type="dxa"/>
-              <w:right w:w="90.0" w:type="dxa"/>
-            </w:tcMar>
-            <w:vAlign w:val="center"/>
-          </w:tcPr>
-          <w:p>
-            <w:pPr>
-              <w:jc w:val="center"/>
-              <w:rPr/>
-            </w:pPr>
-            <w:r>
-              <w:rPr>
-                <w:rtl w:val="0"/>
-              </w:rPr>
-            </w:r>
-          </w:p>
-        </w:tc>
-        <w:tc>
-          <w:tcPr>
-            <w:tcMar>
-              <w:top w:w="60.0" w:type="dxa"/>
-              <w:left w:w="90.0" w:type="dxa"/>
-              <w:bottom w:w="60.0" w:type="dxa"/>
-              <w:right w:w="90.0" w:type="dxa"/>
-            </w:tcMar>
-            <w:vAlign w:val="center"/>
-          </w:tcPr>
-          <w:p>
-            <w:pPr>
-              <w:jc w:val="center"/>
-              <w:rPr/>
-            </w:pPr>
-            <w:r>
-              <w:rPr>
-                <w:rtl w:val="0"/>
-              </w:rPr>
-            </w:r>
-          </w:p>
-        </w:tc>
-        <w:tc>
-          <w:tcPr>
-            <w:tcMar>
-              <w:top w:w="60.0" w:type="dxa"/>
-              <w:left w:w="90.0" w:type="dxa"/>
-              <w:bottom w:w="60.0" w:type="dxa"/>
-              <w:right w:w="90.0" w:type="dxa"/>
-            </w:tcMar>
-            <w:vAlign w:val="center"/>
-          </w:tcPr>
-          <w:p>
-            <w:pPr>
-              <w:jc w:val="center"/>
-              <w:rPr/>
-            </w:pPr>
-            <w:r>
-              <w:rPr>
-                <w:rtl w:val="0"/>
-              </w:rPr>
-            </w:r>
-          </w:p>
-        </w:tc>
-        <w:tc>
-          <w:tcPr>
-            <w:tcMar>
-              <w:top w:w="60.0" w:type="dxa"/>
-              <w:left w:w="90.0" w:type="dxa"/>
-              <w:bottom w:w="60.0" w:type="dxa"/>
-              <w:right w:w="90.0" w:type="dxa"/>
-            </w:tcMar>
-            <w:vAlign w:val="center"/>
-          </w:tcPr>
-          <w:p>
-            <w:pPr>
-              <w:jc w:val="center"/>
-              <w:rPr/>
-            </w:pPr>
-            <w:r>
-              <w:rPr>
-                <w:rtl w:val="0"/>
-              </w:rPr>
-            </w:r>
-          </w:p>
-        </w:tc>
-        <w:tc>
-          <w:tcPr>
-            <w:tcMar>
-              <w:top w:w="60.0" w:type="dxa"/>
-              <w:left w:w="90.0" w:type="dxa"/>
-              <w:bottom w:w="60.0" w:type="dxa"/>
-              <w:right w:w="90.0" w:type="dxa"/>
-            </w:tcMar>
-            <w:vAlign w:val="center"/>
-          </w:tcPr>
-          <w:p>
-            <w:pPr>
-              <w:jc w:val="center"/>
-              <w:rPr/>
-            </w:pPr>
-            <w:r>
-              <w:rPr>
-                <w:rtl w:val="0"/>
-              </w:rPr>
-            </w:r>
-          </w:p>
-        </w:tc>
-        <w:tc>
-          <w:tcPr>
-            <w:tcMar>
-              <w:top w:w="60.0" w:type="dxa"/>
-              <w:left w:w="90.0" w:type="dxa"/>
-              <w:bottom w:w="60.0" w:type="dxa"/>
-              <w:right w:w="90.0" w:type="dxa"/>
-            </w:tcMar>
-            <w:vAlign w:val="center"/>
-          </w:tcPr>
-          <w:p>
-            <w:pPr>
-              <w:jc w:val="left"/>
-              <w:rPr/>
-            </w:pPr>
-            <w:r>
-              <w:rPr>
-                <w:rtl w:val="0"/>
-              </w:rPr>
-            </w:r>
-          </w:p>
-        </w:tc>
-        <w:tc>
-          <w:tcPr>
-            <w:tcMar>
-              <w:top w:w="60.0" w:type="dxa"/>
-              <w:left w:w="90.0" w:type="dxa"/>
-              <w:bottom w:w="60.0" w:type="dxa"/>
-              <w:right w:w="90.0" w:type="dxa"/>
-            </w:tcMar>
-            <w:vAlign w:val="center"/>
-          </w:tcPr>
-          <w:p>
-            <w:pPr>
-              <w:jc w:val="left"/>
-              <w:rPr/>
-            </w:pPr>
-            <w:r>
-              <w:rPr>
-                <w:rtl w:val="0"/>
-              </w:rPr>
-            </w:r>
-          </w:p>
-        </w:tc>
-        <w:tc>
-          <w:tcPr>
-            <w:tcMar>
-              <w:top w:w="60.0" w:type="dxa"/>
-              <w:left w:w="90.0" w:type="dxa"/>
-              <w:bottom w:w="60.0" w:type="dxa"/>
-              <w:right w:w="90.0" w:type="dxa"/>
-            </w:tcMar>
-            <w:vAlign w:val="center"/>
-          </w:tcPr>
-          <w:p>
-            <w:pPr>
-              <w:jc w:val="center"/>
-              <w:rPr/>
-            </w:pPr>
-            <w:r>
-              <w:rPr>
-                <w:rtl w:val="0"/>
-              </w:rPr>
+            <w:r>
+              <w:t>R-01</w:t>
+            </w:r>
+          </w:p>
+        </w:tc>
+        <w:tc>
+          <w:tcPr>
+            <w:tcMar>
+              <w:top w:w="60.0" w:type="dxa"/>
+              <w:left w:w="90.0" w:type="dxa"/>
+              <w:bottom w:w="60.0" w:type="dxa"/>
+              <w:right w:w="90.0" w:type="dxa"/>
+            </w:tcMar>
+            <w:vAlign w:val="center"/>
+          </w:tcPr>
+          <w:p>
+            <w:r>
+              <w:t>Tecnico</w:t>
+            </w:r>
+          </w:p>
+        </w:tc>
+        <w:tc>
+          <w:tcPr>
+            <w:tcMar>
+              <w:top w:w="60.0" w:type="dxa"/>
+              <w:left w:w="90.0" w:type="dxa"/>
+              <w:bottom w:w="60.0" w:type="dxa"/>
+              <w:right w:w="90.0" w:type="dxa"/>
+            </w:tcMar>
+            <w:vAlign w:val="center"/>
+          </w:tcPr>
+          <w:p>
+            <w:r>
+              <w:t>Perdida de datos de apuntes en la base de datos</w:t>
+            </w:r>
+          </w:p>
+        </w:tc>
+        <w:tc>
+          <w:tcPr>
+            <w:tcMar>
+              <w:top w:w="60.0" w:type="dxa"/>
+              <w:left w:w="90.0" w:type="dxa"/>
+              <w:bottom w:w="60.0" w:type="dxa"/>
+              <w:right w:w="90.0" w:type="dxa"/>
+            </w:tcMar>
+            <w:vAlign w:val="center"/>
+          </w:tcPr>
+          <w:p>
+            <w:r>
+              <w:t>Fallo del servidor, eliminacion accidental o corrupcion de tablas MySQL</w:t>
+            </w:r>
+          </w:p>
+        </w:tc>
+        <w:tc>
+          <w:tcPr>
+            <w:tcMar>
+              <w:top w:w="60.0" w:type="dxa"/>
+              <w:left w:w="90.0" w:type="dxa"/>
+              <w:bottom w:w="60.0" w:type="dxa"/>
+              <w:right w:w="90.0" w:type="dxa"/>
+            </w:tcMar>
+            <w:vAlign w:val="center"/>
+          </w:tcPr>
+          <w:p>
+            <w:r>
+              <w:t>2</w:t>
+            </w:r>
+          </w:p>
+        </w:tc>
+        <w:tc>
+          <w:tcPr>
+            <w:tcMar>
+              <w:top w:w="60.0" w:type="dxa"/>
+              <w:left w:w="90.0" w:type="dxa"/>
+              <w:bottom w:w="60.0" w:type="dxa"/>
+              <w:right w:w="90.0" w:type="dxa"/>
+            </w:tcMar>
+            <w:vAlign w:val="center"/>
+          </w:tcPr>
+          <w:p>
+            <w:r>
+              <w:t>5</w:t>
+            </w:r>
+          </w:p>
+        </w:tc>
+        <w:tc>
+          <w:tcPr>
+            <w:tcMar>
+              <w:top w:w="60.0" w:type="dxa"/>
+              <w:left w:w="90.0" w:type="dxa"/>
+              <w:bottom w:w="60.0" w:type="dxa"/>
+              <w:right w:w="90.0" w:type="dxa"/>
+            </w:tcMar>
+            <w:vAlign w:val="center"/>
+          </w:tcPr>
+          <w:p>
+            <w:r>
+              <w:t>10</w:t>
+            </w:r>
+          </w:p>
+        </w:tc>
+        <w:tc>
+          <w:tcPr>
+            <w:tcMar>
+              <w:top w:w="60.0" w:type="dxa"/>
+              <w:left w:w="90.0" w:type="dxa"/>
+              <w:bottom w:w="60.0" w:type="dxa"/>
+              <w:right w:w="90.0" w:type="dxa"/>
+            </w:tcMar>
+            <w:vAlign w:val="center"/>
+          </w:tcPr>
+          <w:p>
+            <w:r>
+              <w:t>Alto</w:t>
+            </w:r>
+          </w:p>
+        </w:tc>
+        <w:tc>
+          <w:tcPr>
+            <w:tcMar>
+              <w:top w:w="60.0" w:type="dxa"/>
+              <w:left w:w="90.0" w:type="dxa"/>
+              <w:bottom w:w="60.0" w:type="dxa"/>
+              <w:right w:w="90.0" w:type="dxa"/>
+            </w:tcMar>
+            <w:vAlign w:val="center"/>
+          </w:tcPr>
+          <w:p>
+            <w:r>
+              <w:t>Mitigar</w:t>
+            </w:r>
+          </w:p>
+        </w:tc>
+        <w:tc>
+          <w:tcPr>
+            <w:tcMar>
+              <w:top w:w="60.0" w:type="dxa"/>
+              <w:left w:w="90.0" w:type="dxa"/>
+              <w:bottom w:w="60.0" w:type="dxa"/>
+              <w:right w:w="90.0" w:type="dxa"/>
+            </w:tcMar>
+            <w:vAlign w:val="center"/>
+          </w:tcPr>
+          <w:p>
+            <w:r>
+              <w:t>Backups automaticos diarios en TiDB Cloud. Validaciones de integridad referencial. Copy de seguridad manual semanal en local.</w:t>
+            </w:r>
+          </w:p>
+        </w:tc>
+        <w:tc>
+          <w:tcPr>
+            <w:tcMar>
+              <w:top w:w="60.0" w:type="dxa"/>
+              <w:left w:w="90.0" w:type="dxa"/>
+              <w:bottom w:w="60.0" w:type="dxa"/>
+              <w:right w:w="90.0" w:type="dxa"/>
+            </w:tcMar>
+            <w:vAlign w:val="center"/>
+          </w:tcPr>
+          <w:p>
+            <w:r>
+              <w:t>Lucas Hamlin</w:t>
+            </w:r>
+          </w:p>
+        </w:tc>
+        <w:tc>
+          <w:tcPr>
+            <w:tcMar>
+              <w:top w:w="60.0" w:type="dxa"/>
+              <w:left w:w="90.0" w:type="dxa"/>
+              <w:bottom w:w="60.0" w:type="dxa"/>
+              <w:right w:w="90.0" w:type="dxa"/>
+            </w:tcMar>
+            <w:vAlign w:val="center"/>
+          </w:tcPr>
+          <w:p>
+            <w:r>
+              <w:t>Mitigado</w:t>
             </w:r>
           </w:p>
         </w:tc>
@@ -3174,256 +3090,184 @@
             <w:vAlign w:val="center"/>
           </w:tcPr>
           <w:p>
-            <w:pPr>
-              <w:jc w:val="center"/>
-              <w:rPr/>
-            </w:pPr>
-            <w:r>
-              <w:rPr>
-                <w:rtl w:val="0"/>
-              </w:rPr>
-            </w:r>
-          </w:p>
-        </w:tc>
-        <w:tc>
-          <w:tcPr>
-            <w:tcMar>
-              <w:top w:w="60.0" w:type="dxa"/>
-              <w:left w:w="90.0" w:type="dxa"/>
-              <w:bottom w:w="60.0" w:type="dxa"/>
-              <w:right w:w="90.0" w:type="dxa"/>
-            </w:tcMar>
-            <w:vAlign w:val="center"/>
-          </w:tcPr>
-          <w:p>
-            <w:pPr>
-              <w:jc w:val="left"/>
-              <w:rPr/>
-            </w:pPr>
-            <w:r>
-              <w:rPr>
-                <w:rtl w:val="0"/>
-              </w:rPr>
-            </w:r>
-          </w:p>
-        </w:tc>
-        <w:tc>
-          <w:tcPr>
-            <w:tcMar>
-              <w:top w:w="60.0" w:type="dxa"/>
-              <w:left w:w="90.0" w:type="dxa"/>
-              <w:bottom w:w="60.0" w:type="dxa"/>
-              <w:right w:w="90.0" w:type="dxa"/>
-            </w:tcMar>
-            <w:vAlign w:val="center"/>
-          </w:tcPr>
-          <w:p>
-            <w:pPr>
-              <w:jc w:val="left"/>
-              <w:rPr/>
-            </w:pPr>
-            <w:r>
-              <w:rPr>
-                <w:rtl w:val="0"/>
-              </w:rPr>
-            </w:r>
-          </w:p>
-        </w:tc>
-        <w:tc>
-          <w:tcPr>
-            <w:tcMar>
-              <w:top w:w="60.0" w:type="dxa"/>
-              <w:left w:w="90.0" w:type="dxa"/>
-              <w:bottom w:w="60.0" w:type="dxa"/>
-              <w:right w:w="90.0" w:type="dxa"/>
-            </w:tcMar>
-            <w:vAlign w:val="center"/>
-          </w:tcPr>
-          <w:p>
-            <w:pPr>
-              <w:jc w:val="left"/>
-              <w:rPr/>
-            </w:pPr>
-            <w:r>
-              <w:rPr>
-                <w:rtl w:val="0"/>
-              </w:rPr>
-            </w:r>
-          </w:p>
-        </w:tc>
-        <w:tc>
-          <w:tcPr>
-            <w:tcMar>
-              <w:top w:w="60.0" w:type="dxa"/>
-              <w:left w:w="90.0" w:type="dxa"/>
-              <w:bottom w:w="60.0" w:type="dxa"/>
-              <w:right w:w="90.0" w:type="dxa"/>
-            </w:tcMar>
-            <w:vAlign w:val="center"/>
-          </w:tcPr>
-          <w:p>
-            <w:pPr>
-              <w:jc w:val="center"/>
-              <w:rPr/>
-            </w:pPr>
-            <w:r>
-              <w:rPr>
-                <w:rtl w:val="0"/>
-              </w:rPr>
-            </w:r>
-          </w:p>
-        </w:tc>
-        <w:tc>
-          <w:tcPr>
-            <w:tcMar>
-              <w:top w:w="60.0" w:type="dxa"/>
-              <w:left w:w="90.0" w:type="dxa"/>
-              <w:bottom w:w="60.0" w:type="dxa"/>
-              <w:right w:w="90.0" w:type="dxa"/>
-            </w:tcMar>
-            <w:vAlign w:val="center"/>
-          </w:tcPr>
-          <w:p>
-            <w:pPr>
-              <w:jc w:val="center"/>
-              <w:rPr/>
-            </w:pPr>
-            <w:r>
-              <w:rPr>
-                <w:rtl w:val="0"/>
-              </w:rPr>
-            </w:r>
-          </w:p>
-        </w:tc>
-        <w:tc>
-          <w:tcPr>
-            <w:tcMar>
-              <w:top w:w="60.0" w:type="dxa"/>
-              <w:left w:w="90.0" w:type="dxa"/>
-              <w:bottom w:w="60.0" w:type="dxa"/>
-              <w:right w:w="90.0" w:type="dxa"/>
-            </w:tcMar>
-            <w:vAlign w:val="center"/>
-          </w:tcPr>
-          <w:p>
-            <w:pPr>
-              <w:jc w:val="center"/>
-              <w:rPr/>
-            </w:pPr>
-            <w:r>
-              <w:rPr>
-                <w:rtl w:val="0"/>
-              </w:rPr>
-            </w:r>
-          </w:p>
-        </w:tc>
-        <w:tc>
-          <w:tcPr>
-            <w:tcMar>
-              <w:top w:w="60.0" w:type="dxa"/>
-              <w:left w:w="90.0" w:type="dxa"/>
-              <w:bottom w:w="60.0" w:type="dxa"/>
-              <w:right w:w="90.0" w:type="dxa"/>
-            </w:tcMar>
-            <w:vAlign w:val="center"/>
-          </w:tcPr>
-          <w:p>
-            <w:pPr>
-              <w:jc w:val="center"/>
-              <w:rPr/>
-            </w:pPr>
-            <w:r>
-              <w:rPr>
-                <w:rtl w:val="0"/>
-              </w:rPr>
-            </w:r>
-          </w:p>
-        </w:tc>
-        <w:tc>
-          <w:tcPr>
-            <w:tcMar>
-              <w:top w:w="60.0" w:type="dxa"/>
-              <w:left w:w="90.0" w:type="dxa"/>
-              <w:bottom w:w="60.0" w:type="dxa"/>
-              <w:right w:w="90.0" w:type="dxa"/>
-            </w:tcMar>
-            <w:vAlign w:val="center"/>
-          </w:tcPr>
-          <w:p>
-            <w:pPr>
-              <w:jc w:val="center"/>
-              <w:rPr/>
-            </w:pPr>
-            <w:r>
-              <w:rPr>
-                <w:rtl w:val="0"/>
-              </w:rPr>
-            </w:r>
-          </w:p>
-        </w:tc>
-        <w:tc>
-          <w:tcPr>
-            <w:tcMar>
-              <w:top w:w="60.0" w:type="dxa"/>
-              <w:left w:w="90.0" w:type="dxa"/>
-              <w:bottom w:w="60.0" w:type="dxa"/>
-              <w:right w:w="90.0" w:type="dxa"/>
-            </w:tcMar>
-            <w:vAlign w:val="center"/>
-          </w:tcPr>
-          <w:p>
-            <w:pPr>
-              <w:jc w:val="left"/>
-              <w:rPr/>
-            </w:pPr>
-            <w:r>
-              <w:rPr>
-                <w:rtl w:val="0"/>
-              </w:rPr>
-            </w:r>
-          </w:p>
-        </w:tc>
-        <w:tc>
-          <w:tcPr>
-            <w:tcMar>
-              <w:top w:w="60.0" w:type="dxa"/>
-              <w:left w:w="90.0" w:type="dxa"/>
-              <w:bottom w:w="60.0" w:type="dxa"/>
-              <w:right w:w="90.0" w:type="dxa"/>
-            </w:tcMar>
-            <w:vAlign w:val="center"/>
-          </w:tcPr>
-          <w:p>
-            <w:pPr>
-              <w:jc w:val="left"/>
-              <w:rPr/>
-            </w:pPr>
-            <w:r>
-              <w:rPr>
-                <w:rtl w:val="0"/>
-              </w:rPr>
-            </w:r>
-          </w:p>
-        </w:tc>
-        <w:tc>
-          <w:tcPr>
-            <w:tcMar>
-              <w:top w:w="60.0" w:type="dxa"/>
-              <w:left w:w="90.0" w:type="dxa"/>
-              <w:bottom w:w="60.0" w:type="dxa"/>
-              <w:right w:w="90.0" w:type="dxa"/>
-            </w:tcMar>
-            <w:vAlign w:val="center"/>
-          </w:tcPr>
-          <w:p>
-            <w:pPr>
-              <w:jc w:val="center"/>
-              <w:rPr/>
-            </w:pPr>
-            <w:r>
-              <w:rPr>
-                <w:rtl w:val="0"/>
-              </w:rPr>
+            <w:r>
+              <w:t>R-02</w:t>
+            </w:r>
+          </w:p>
+        </w:tc>
+        <w:tc>
+          <w:tcPr>
+            <w:tcMar>
+              <w:top w:w="60.0" w:type="dxa"/>
+              <w:left w:w="90.0" w:type="dxa"/>
+              <w:bottom w:w="60.0" w:type="dxa"/>
+              <w:right w:w="90.0" w:type="dxa"/>
+            </w:tcMar>
+            <w:vAlign w:val="center"/>
+          </w:tcPr>
+          <w:p>
+            <w:r>
+              <w:t>Seguridad</w:t>
+            </w:r>
+          </w:p>
+        </w:tc>
+        <w:tc>
+          <w:tcPr>
+            <w:tcMar>
+              <w:top w:w="60.0" w:type="dxa"/>
+              <w:left w:w="90.0" w:type="dxa"/>
+              <w:bottom w:w="60.0" w:type="dxa"/>
+              <w:right w:w="90.0" w:type="dxa"/>
+            </w:tcMar>
+            <w:vAlign w:val="center"/>
+          </w:tcPr>
+          <w:p>
+            <w:r>
+              <w:t>Ataque XSS (Cross-Site Scripting) en campos de texto</w:t>
+            </w:r>
+          </w:p>
+        </w:tc>
+        <w:tc>
+          <w:tcPr>
+            <w:tcMar>
+              <w:top w:w="60.0" w:type="dxa"/>
+              <w:left w:w="90.0" w:type="dxa"/>
+              <w:bottom w:w="60.0" w:type="dxa"/>
+              <w:right w:w="90.0" w:type="dxa"/>
+            </w:tcMar>
+            <w:vAlign w:val="center"/>
+          </w:tcPr>
+          <w:p>
+            <w:r>
+              <w:t>Un usuario inyecta codigo JavaScript malicioso en titulo o descripcion de apuntes</w:t>
+            </w:r>
+          </w:p>
+        </w:tc>
+        <w:tc>
+          <w:tcPr>
+            <w:tcMar>
+              <w:top w:w="60.0" w:type="dxa"/>
+              <w:left w:w="90.0" w:type="dxa"/>
+              <w:bottom w:w="60.0" w:type="dxa"/>
+              <w:right w:w="90.0" w:type="dxa"/>
+            </w:tcMar>
+            <w:vAlign w:val="center"/>
+          </w:tcPr>
+          <w:p>
+            <w:r>
+              <w:t>3</w:t>
+            </w:r>
+          </w:p>
+        </w:tc>
+        <w:tc>
+          <w:tcPr>
+            <w:tcMar>
+              <w:top w:w="60.0" w:type="dxa"/>
+              <w:left w:w="90.0" w:type="dxa"/>
+              <w:bottom w:w="60.0" w:type="dxa"/>
+              <w:right w:w="90.0" w:type="dxa"/>
+            </w:tcMar>
+            <w:vAlign w:val="center"/>
+          </w:tcPr>
+          <w:p>
+            <w:r>
+              <w:t>4</w:t>
+            </w:r>
+          </w:p>
+        </w:tc>
+        <w:tc>
+          <w:tcPr>
+            <w:tcMar>
+              <w:top w:w="60.0" w:type="dxa"/>
+              <w:left w:w="90.0" w:type="dxa"/>
+              <w:bottom w:w="60.0" w:type="dxa"/>
+              <w:right w:w="90.0" w:type="dxa"/>
+            </w:tcMar>
+            <w:vAlign w:val="center"/>
+          </w:tcPr>
+          <w:p>
+            <w:r>
+              <w:t>12</w:t>
+            </w:r>
+          </w:p>
+        </w:tc>
+        <w:tc>
+          <w:tcPr>
+            <w:tcMar>
+              <w:top w:w="60.0" w:type="dxa"/>
+              <w:left w:w="90.0" w:type="dxa"/>
+              <w:bottom w:w="60.0" w:type="dxa"/>
+              <w:right w:w="90.0" w:type="dxa"/>
+            </w:tcMar>
+            <w:vAlign w:val="center"/>
+          </w:tcPr>
+          <w:p>
+            <w:r>
+              <w:t>Alto</w:t>
+            </w:r>
+          </w:p>
+        </w:tc>
+        <w:tc>
+          <w:tcPr>
+            <w:tcMar>
+              <w:top w:w="60.0" w:type="dxa"/>
+              <w:left w:w="90.0" w:type="dxa"/>
+              <w:bottom w:w="60.0" w:type="dxa"/>
+              <w:right w:w="90.0" w:type="dxa"/>
+            </w:tcMar>
+            <w:vAlign w:val="center"/>
+          </w:tcPr>
+          <w:p>
+            <w:r>
+              <w:t>Mitigar</w:t>
+            </w:r>
+          </w:p>
+        </w:tc>
+        <w:tc>
+          <w:tcPr>
+            <w:tcMar>
+              <w:top w:w="60.0" w:type="dxa"/>
+              <w:left w:w="90.0" w:type="dxa"/>
+              <w:bottom w:w="60.0" w:type="dxa"/>
+              <w:right w:w="90.0" w:type="dxa"/>
+            </w:tcMar>
+            <w:vAlign w:val="center"/>
+          </w:tcPr>
+          <w:p>
+            <w:r>
+              <w:t>Funcion escapeHtml() centralizada que sanitiza todo contenido antes de renderizar. Validacion server-side en todos los endpoints.</w:t>
+            </w:r>
+          </w:p>
+        </w:tc>
+        <w:tc>
+          <w:tcPr>
+            <w:tcMar>
+              <w:top w:w="60.0" w:type="dxa"/>
+              <w:left w:w="90.0" w:type="dxa"/>
+              <w:bottom w:w="60.0" w:type="dxa"/>
+              <w:right w:w="90.0" w:type="dxa"/>
+            </w:tcMar>
+            <w:vAlign w:val="center"/>
+          </w:tcPr>
+          <w:p>
+            <w:r>
+              <w:t>Federico Rojas</w:t>
+            </w:r>
+          </w:p>
+        </w:tc>
+        <w:tc>
+          <w:tcPr>
+            <w:tcMar>
+              <w:top w:w="60.0" w:type="dxa"/>
+              <w:left w:w="90.0" w:type="dxa"/>
+              <w:bottom w:w="60.0" w:type="dxa"/>
+              <w:right w:w="90.0" w:type="dxa"/>
+            </w:tcMar>
+            <w:vAlign w:val="center"/>
+          </w:tcPr>
+          <w:p>
+            <w:r>
+              <w:t>Mitigado</w:t>
             </w:r>
           </w:p>
         </w:tc>
@@ -3444,256 +3288,184 @@
             <w:vAlign w:val="center"/>
           </w:tcPr>
           <w:p>
-            <w:pPr>
-              <w:jc w:val="center"/>
-              <w:rPr/>
-            </w:pPr>
-            <w:r>
-              <w:rPr>
-                <w:rtl w:val="0"/>
-              </w:rPr>
-            </w:r>
-          </w:p>
-        </w:tc>
-        <w:tc>
-          <w:tcPr>
-            <w:tcMar>
-              <w:top w:w="60.0" w:type="dxa"/>
-              <w:left w:w="90.0" w:type="dxa"/>
-              <w:bottom w:w="60.0" w:type="dxa"/>
-              <w:right w:w="90.0" w:type="dxa"/>
-            </w:tcMar>
-            <w:vAlign w:val="center"/>
-          </w:tcPr>
-          <w:p>
-            <w:pPr>
-              <w:jc w:val="left"/>
-              <w:rPr/>
-            </w:pPr>
-            <w:r>
-              <w:rPr>
-                <w:rtl w:val="0"/>
-              </w:rPr>
-            </w:r>
-          </w:p>
-        </w:tc>
-        <w:tc>
-          <w:tcPr>
-            <w:tcMar>
-              <w:top w:w="60.0" w:type="dxa"/>
-              <w:left w:w="90.0" w:type="dxa"/>
-              <w:bottom w:w="60.0" w:type="dxa"/>
-              <w:right w:w="90.0" w:type="dxa"/>
-            </w:tcMar>
-            <w:vAlign w:val="center"/>
-          </w:tcPr>
-          <w:p>
-            <w:pPr>
-              <w:jc w:val="left"/>
-              <w:rPr/>
-            </w:pPr>
-            <w:r>
-              <w:rPr>
-                <w:rtl w:val="0"/>
-              </w:rPr>
-            </w:r>
-          </w:p>
-        </w:tc>
-        <w:tc>
-          <w:tcPr>
-            <w:tcMar>
-              <w:top w:w="60.0" w:type="dxa"/>
-              <w:left w:w="90.0" w:type="dxa"/>
-              <w:bottom w:w="60.0" w:type="dxa"/>
-              <w:right w:w="90.0" w:type="dxa"/>
-            </w:tcMar>
-            <w:vAlign w:val="center"/>
-          </w:tcPr>
-          <w:p>
-            <w:pPr>
-              <w:jc w:val="left"/>
-              <w:rPr/>
-            </w:pPr>
-            <w:r>
-              <w:rPr>
-                <w:rtl w:val="0"/>
-              </w:rPr>
-            </w:r>
-          </w:p>
-        </w:tc>
-        <w:tc>
-          <w:tcPr>
-            <w:tcMar>
-              <w:top w:w="60.0" w:type="dxa"/>
-              <w:left w:w="90.0" w:type="dxa"/>
-              <w:bottom w:w="60.0" w:type="dxa"/>
-              <w:right w:w="90.0" w:type="dxa"/>
-            </w:tcMar>
-            <w:vAlign w:val="center"/>
-          </w:tcPr>
-          <w:p>
-            <w:pPr>
-              <w:jc w:val="center"/>
-              <w:rPr/>
-            </w:pPr>
-            <w:r>
-              <w:rPr>
-                <w:rtl w:val="0"/>
-              </w:rPr>
-            </w:r>
-          </w:p>
-        </w:tc>
-        <w:tc>
-          <w:tcPr>
-            <w:tcMar>
-              <w:top w:w="60.0" w:type="dxa"/>
-              <w:left w:w="90.0" w:type="dxa"/>
-              <w:bottom w:w="60.0" w:type="dxa"/>
-              <w:right w:w="90.0" w:type="dxa"/>
-            </w:tcMar>
-            <w:vAlign w:val="center"/>
-          </w:tcPr>
-          <w:p>
-            <w:pPr>
-              <w:jc w:val="center"/>
-              <w:rPr/>
-            </w:pPr>
-            <w:r>
-              <w:rPr>
-                <w:rtl w:val="0"/>
-              </w:rPr>
-            </w:r>
-          </w:p>
-        </w:tc>
-        <w:tc>
-          <w:tcPr>
-            <w:tcMar>
-              <w:top w:w="60.0" w:type="dxa"/>
-              <w:left w:w="90.0" w:type="dxa"/>
-              <w:bottom w:w="60.0" w:type="dxa"/>
-              <w:right w:w="90.0" w:type="dxa"/>
-            </w:tcMar>
-            <w:vAlign w:val="center"/>
-          </w:tcPr>
-          <w:p>
-            <w:pPr>
-              <w:jc w:val="center"/>
-              <w:rPr/>
-            </w:pPr>
-            <w:r>
-              <w:rPr>
-                <w:rtl w:val="0"/>
-              </w:rPr>
-            </w:r>
-          </w:p>
-        </w:tc>
-        <w:tc>
-          <w:tcPr>
-            <w:tcMar>
-              <w:top w:w="60.0" w:type="dxa"/>
-              <w:left w:w="90.0" w:type="dxa"/>
-              <w:bottom w:w="60.0" w:type="dxa"/>
-              <w:right w:w="90.0" w:type="dxa"/>
-            </w:tcMar>
-            <w:vAlign w:val="center"/>
-          </w:tcPr>
-          <w:p>
-            <w:pPr>
-              <w:jc w:val="center"/>
-              <w:rPr/>
-            </w:pPr>
-            <w:r>
-              <w:rPr>
-                <w:rtl w:val="0"/>
-              </w:rPr>
-            </w:r>
-          </w:p>
-        </w:tc>
-        <w:tc>
-          <w:tcPr>
-            <w:tcMar>
-              <w:top w:w="60.0" w:type="dxa"/>
-              <w:left w:w="90.0" w:type="dxa"/>
-              <w:bottom w:w="60.0" w:type="dxa"/>
-              <w:right w:w="90.0" w:type="dxa"/>
-            </w:tcMar>
-            <w:vAlign w:val="center"/>
-          </w:tcPr>
-          <w:p>
-            <w:pPr>
-              <w:jc w:val="center"/>
-              <w:rPr/>
-            </w:pPr>
-            <w:r>
-              <w:rPr>
-                <w:rtl w:val="0"/>
-              </w:rPr>
-            </w:r>
-          </w:p>
-        </w:tc>
-        <w:tc>
-          <w:tcPr>
-            <w:tcMar>
-              <w:top w:w="60.0" w:type="dxa"/>
-              <w:left w:w="90.0" w:type="dxa"/>
-              <w:bottom w:w="60.0" w:type="dxa"/>
-              <w:right w:w="90.0" w:type="dxa"/>
-            </w:tcMar>
-            <w:vAlign w:val="center"/>
-          </w:tcPr>
-          <w:p>
-            <w:pPr>
-              <w:jc w:val="left"/>
-              <w:rPr/>
-            </w:pPr>
-            <w:r>
-              <w:rPr>
-                <w:rtl w:val="0"/>
-              </w:rPr>
-            </w:r>
-          </w:p>
-        </w:tc>
-        <w:tc>
-          <w:tcPr>
-            <w:tcMar>
-              <w:top w:w="60.0" w:type="dxa"/>
-              <w:left w:w="90.0" w:type="dxa"/>
-              <w:bottom w:w="60.0" w:type="dxa"/>
-              <w:right w:w="90.0" w:type="dxa"/>
-            </w:tcMar>
-            <w:vAlign w:val="center"/>
-          </w:tcPr>
-          <w:p>
-            <w:pPr>
-              <w:jc w:val="left"/>
-              <w:rPr/>
-            </w:pPr>
-            <w:r>
-              <w:rPr>
-                <w:rtl w:val="0"/>
-              </w:rPr>
-            </w:r>
-          </w:p>
-        </w:tc>
-        <w:tc>
-          <w:tcPr>
-            <w:tcMar>
-              <w:top w:w="60.0" w:type="dxa"/>
-              <w:left w:w="90.0" w:type="dxa"/>
-              <w:bottom w:w="60.0" w:type="dxa"/>
-              <w:right w:w="90.0" w:type="dxa"/>
-            </w:tcMar>
-            <w:vAlign w:val="center"/>
-          </w:tcPr>
-          <w:p>
-            <w:pPr>
-              <w:jc w:val="center"/>
-              <w:rPr/>
-            </w:pPr>
-            <w:r>
-              <w:rPr>
-                <w:rtl w:val="0"/>
-              </w:rPr>
+            <w:r>
+              <w:t>R-03</w:t>
+            </w:r>
+          </w:p>
+        </w:tc>
+        <w:tc>
+          <w:tcPr>
+            <w:tcMar>
+              <w:top w:w="60.0" w:type="dxa"/>
+              <w:left w:w="90.0" w:type="dxa"/>
+              <w:bottom w:w="60.0" w:type="dxa"/>
+              <w:right w:w="90.0" w:type="dxa"/>
+            </w:tcMar>
+            <w:vAlign w:val="center"/>
+          </w:tcPr>
+          <w:p>
+            <w:r>
+              <w:t>Seguridad</w:t>
+            </w:r>
+          </w:p>
+        </w:tc>
+        <w:tc>
+          <w:tcPr>
+            <w:tcMar>
+              <w:top w:w="60.0" w:type="dxa"/>
+              <w:left w:w="90.0" w:type="dxa"/>
+              <w:bottom w:w="60.0" w:type="dxa"/>
+              <w:right w:w="90.0" w:type="dxa"/>
+            </w:tcMar>
+            <w:vAlign w:val="center"/>
+          </w:tcPr>
+          <w:p>
+            <w:r>
+              <w:t>Robo de sesion via robo de token JWT</w:t>
+            </w:r>
+          </w:p>
+        </w:tc>
+        <w:tc>
+          <w:tcPr>
+            <w:tcMar>
+              <w:top w:w="60.0" w:type="dxa"/>
+              <w:left w:w="90.0" w:type="dxa"/>
+              <w:bottom w:w="60.0" w:type="dxa"/>
+              <w:right w:w="90.0" w:type="dxa"/>
+            </w:tcMar>
+            <w:vAlign w:val="center"/>
+          </w:tcPr>
+          <w:p>
+            <w:r>
+              <w:t>Un script malicioso accede al token JWT almacenado en el navegador</w:t>
+            </w:r>
+          </w:p>
+        </w:tc>
+        <w:tc>
+          <w:tcPr>
+            <w:tcMar>
+              <w:top w:w="60.0" w:type="dxa"/>
+              <w:left w:w="90.0" w:type="dxa"/>
+              <w:bottom w:w="60.0" w:type="dxa"/>
+              <w:right w:w="90.0" w:type="dxa"/>
+            </w:tcMar>
+            <w:vAlign w:val="center"/>
+          </w:tcPr>
+          <w:p>
+            <w:r>
+              <w:t>2</w:t>
+            </w:r>
+          </w:p>
+        </w:tc>
+        <w:tc>
+          <w:tcPr>
+            <w:tcMar>
+              <w:top w:w="60.0" w:type="dxa"/>
+              <w:left w:w="90.0" w:type="dxa"/>
+              <w:bottom w:w="60.0" w:type="dxa"/>
+              <w:right w:w="90.0" w:type="dxa"/>
+            </w:tcMar>
+            <w:vAlign w:val="center"/>
+          </w:tcPr>
+          <w:p>
+            <w:r>
+              <w:t>4</w:t>
+            </w:r>
+          </w:p>
+        </w:tc>
+        <w:tc>
+          <w:tcPr>
+            <w:tcMar>
+              <w:top w:w="60.0" w:type="dxa"/>
+              <w:left w:w="90.0" w:type="dxa"/>
+              <w:bottom w:w="60.0" w:type="dxa"/>
+              <w:right w:w="90.0" w:type="dxa"/>
+            </w:tcMar>
+            <w:vAlign w:val="center"/>
+          </w:tcPr>
+          <w:p>
+            <w:r>
+              <w:t>8</w:t>
+            </w:r>
+          </w:p>
+        </w:tc>
+        <w:tc>
+          <w:tcPr>
+            <w:tcMar>
+              <w:top w:w="60.0" w:type="dxa"/>
+              <w:left w:w="90.0" w:type="dxa"/>
+              <w:bottom w:w="60.0" w:type="dxa"/>
+              <w:right w:w="90.0" w:type="dxa"/>
+            </w:tcMar>
+            <w:vAlign w:val="center"/>
+          </w:tcPr>
+          <w:p>
+            <w:r>
+              <w:t>Medio</w:t>
+            </w:r>
+          </w:p>
+        </w:tc>
+        <w:tc>
+          <w:tcPr>
+            <w:tcMar>
+              <w:top w:w="60.0" w:type="dxa"/>
+              <w:left w:w="90.0" w:type="dxa"/>
+              <w:bottom w:w="60.0" w:type="dxa"/>
+              <w:right w:w="90.0" w:type="dxa"/>
+            </w:tcMar>
+            <w:vAlign w:val="center"/>
+          </w:tcPr>
+          <w:p>
+            <w:r>
+              <w:t>Mitigar</w:t>
+            </w:r>
+          </w:p>
+        </w:tc>
+        <w:tc>
+          <w:tcPr>
+            <w:tcMar>
+              <w:top w:w="60.0" w:type="dxa"/>
+              <w:left w:w="90.0" w:type="dxa"/>
+              <w:bottom w:w="60.0" w:type="dxa"/>
+              <w:right w:w="90.0" w:type="dxa"/>
+            </w:tcMar>
+            <w:vAlign w:val="center"/>
+          </w:tcPr>
+          <w:p>
+            <w:r>
+              <w:t>Cookies HTTP-only (no accesibles desde JS). Headers CSP y X-Frame-Options para prevenir clickjacking. Expiracion del token configurada.</w:t>
+            </w:r>
+          </w:p>
+        </w:tc>
+        <w:tc>
+          <w:tcPr>
+            <w:tcMar>
+              <w:top w:w="60.0" w:type="dxa"/>
+              <w:left w:w="90.0" w:type="dxa"/>
+              <w:bottom w:w="60.0" w:type="dxa"/>
+              <w:right w:w="90.0" w:type="dxa"/>
+            </w:tcMar>
+            <w:vAlign w:val="center"/>
+          </w:tcPr>
+          <w:p>
+            <w:r>
+              <w:t>Juan Pablo Santisi</w:t>
+            </w:r>
+          </w:p>
+        </w:tc>
+        <w:tc>
+          <w:tcPr>
+            <w:tcMar>
+              <w:top w:w="60.0" w:type="dxa"/>
+              <w:left w:w="90.0" w:type="dxa"/>
+              <w:bottom w:w="60.0" w:type="dxa"/>
+              <w:right w:w="90.0" w:type="dxa"/>
+            </w:tcMar>
+            <w:vAlign w:val="center"/>
+          </w:tcPr>
+          <w:p>
+            <w:r>
+              <w:t>Mitigado</w:t>
             </w:r>
           </w:p>
         </w:tc>
@@ -3714,256 +3486,184 @@
             <w:vAlign w:val="center"/>
           </w:tcPr>
           <w:p>
-            <w:pPr>
-              <w:jc w:val="center"/>
-              <w:rPr/>
-            </w:pPr>
-            <w:r>
-              <w:rPr>
-                <w:rtl w:val="0"/>
-              </w:rPr>
-            </w:r>
-          </w:p>
-        </w:tc>
-        <w:tc>
-          <w:tcPr>
-            <w:tcMar>
-              <w:top w:w="60.0" w:type="dxa"/>
-              <w:left w:w="90.0" w:type="dxa"/>
-              <w:bottom w:w="60.0" w:type="dxa"/>
-              <w:right w:w="90.0" w:type="dxa"/>
-            </w:tcMar>
-            <w:vAlign w:val="center"/>
-          </w:tcPr>
-          <w:p>
-            <w:pPr>
-              <w:jc w:val="left"/>
-              <w:rPr/>
-            </w:pPr>
-            <w:r>
-              <w:rPr>
-                <w:rtl w:val="0"/>
-              </w:rPr>
-            </w:r>
-          </w:p>
-        </w:tc>
-        <w:tc>
-          <w:tcPr>
-            <w:tcMar>
-              <w:top w:w="60.0" w:type="dxa"/>
-              <w:left w:w="90.0" w:type="dxa"/>
-              <w:bottom w:w="60.0" w:type="dxa"/>
-              <w:right w:w="90.0" w:type="dxa"/>
-            </w:tcMar>
-            <w:vAlign w:val="center"/>
-          </w:tcPr>
-          <w:p>
-            <w:pPr>
-              <w:jc w:val="left"/>
-              <w:rPr/>
-            </w:pPr>
-            <w:r>
-              <w:rPr>
-                <w:rtl w:val="0"/>
-              </w:rPr>
-            </w:r>
-          </w:p>
-        </w:tc>
-        <w:tc>
-          <w:tcPr>
-            <w:tcMar>
-              <w:top w:w="60.0" w:type="dxa"/>
-              <w:left w:w="90.0" w:type="dxa"/>
-              <w:bottom w:w="60.0" w:type="dxa"/>
-              <w:right w:w="90.0" w:type="dxa"/>
-            </w:tcMar>
-            <w:vAlign w:val="center"/>
-          </w:tcPr>
-          <w:p>
-            <w:pPr>
-              <w:jc w:val="left"/>
-              <w:rPr/>
-            </w:pPr>
-            <w:r>
-              <w:rPr>
-                <w:rtl w:val="0"/>
-              </w:rPr>
-            </w:r>
-          </w:p>
-        </w:tc>
-        <w:tc>
-          <w:tcPr>
-            <w:tcMar>
-              <w:top w:w="60.0" w:type="dxa"/>
-              <w:left w:w="90.0" w:type="dxa"/>
-              <w:bottom w:w="60.0" w:type="dxa"/>
-              <w:right w:w="90.0" w:type="dxa"/>
-            </w:tcMar>
-            <w:vAlign w:val="center"/>
-          </w:tcPr>
-          <w:p>
-            <w:pPr>
-              <w:jc w:val="center"/>
-              <w:rPr/>
-            </w:pPr>
-            <w:r>
-              <w:rPr>
-                <w:rtl w:val="0"/>
-              </w:rPr>
-            </w:r>
-          </w:p>
-        </w:tc>
-        <w:tc>
-          <w:tcPr>
-            <w:tcMar>
-              <w:top w:w="60.0" w:type="dxa"/>
-              <w:left w:w="90.0" w:type="dxa"/>
-              <w:bottom w:w="60.0" w:type="dxa"/>
-              <w:right w:w="90.0" w:type="dxa"/>
-            </w:tcMar>
-            <w:vAlign w:val="center"/>
-          </w:tcPr>
-          <w:p>
-            <w:pPr>
-              <w:jc w:val="center"/>
-              <w:rPr/>
-            </w:pPr>
-            <w:r>
-              <w:rPr>
-                <w:rtl w:val="0"/>
-              </w:rPr>
-            </w:r>
-          </w:p>
-        </w:tc>
-        <w:tc>
-          <w:tcPr>
-            <w:tcMar>
-              <w:top w:w="60.0" w:type="dxa"/>
-              <w:left w:w="90.0" w:type="dxa"/>
-              <w:bottom w:w="60.0" w:type="dxa"/>
-              <w:right w:w="90.0" w:type="dxa"/>
-            </w:tcMar>
-            <w:vAlign w:val="center"/>
-          </w:tcPr>
-          <w:p>
-            <w:pPr>
-              <w:jc w:val="center"/>
-              <w:rPr/>
-            </w:pPr>
-            <w:r>
-              <w:rPr>
-                <w:rtl w:val="0"/>
-              </w:rPr>
-            </w:r>
-          </w:p>
-        </w:tc>
-        <w:tc>
-          <w:tcPr>
-            <w:tcMar>
-              <w:top w:w="60.0" w:type="dxa"/>
-              <w:left w:w="90.0" w:type="dxa"/>
-              <w:bottom w:w="60.0" w:type="dxa"/>
-              <w:right w:w="90.0" w:type="dxa"/>
-            </w:tcMar>
-            <w:vAlign w:val="center"/>
-          </w:tcPr>
-          <w:p>
-            <w:pPr>
-              <w:jc w:val="left"/>
-              <w:rPr/>
-            </w:pPr>
-            <w:r>
-              <w:rPr>
-                <w:rtl w:val="0"/>
-              </w:rPr>
-            </w:r>
-          </w:p>
-        </w:tc>
-        <w:tc>
-          <w:tcPr>
-            <w:tcMar>
-              <w:top w:w="60.0" w:type="dxa"/>
-              <w:left w:w="90.0" w:type="dxa"/>
-              <w:bottom w:w="60.0" w:type="dxa"/>
-              <w:right w:w="90.0" w:type="dxa"/>
-            </w:tcMar>
-            <w:vAlign w:val="center"/>
-          </w:tcPr>
-          <w:p>
-            <w:pPr>
-              <w:jc w:val="center"/>
-              <w:rPr/>
-            </w:pPr>
-            <w:r>
-              <w:rPr>
-                <w:rtl w:val="0"/>
-              </w:rPr>
-            </w:r>
-          </w:p>
-        </w:tc>
-        <w:tc>
-          <w:tcPr>
-            <w:tcMar>
-              <w:top w:w="60.0" w:type="dxa"/>
-              <w:left w:w="90.0" w:type="dxa"/>
-              <w:bottom w:w="60.0" w:type="dxa"/>
-              <w:right w:w="90.0" w:type="dxa"/>
-            </w:tcMar>
-            <w:vAlign w:val="center"/>
-          </w:tcPr>
-          <w:p>
-            <w:pPr>
-              <w:jc w:val="left"/>
-              <w:rPr/>
-            </w:pPr>
-            <w:r>
-              <w:rPr>
-                <w:rtl w:val="0"/>
-              </w:rPr>
-            </w:r>
-          </w:p>
-        </w:tc>
-        <w:tc>
-          <w:tcPr>
-            <w:tcMar>
-              <w:top w:w="60.0" w:type="dxa"/>
-              <w:left w:w="90.0" w:type="dxa"/>
-              <w:bottom w:w="60.0" w:type="dxa"/>
-              <w:right w:w="90.0" w:type="dxa"/>
-            </w:tcMar>
-            <w:vAlign w:val="center"/>
-          </w:tcPr>
-          <w:p>
-            <w:pPr>
-              <w:jc w:val="left"/>
-              <w:rPr/>
-            </w:pPr>
-            <w:r>
-              <w:rPr>
-                <w:rtl w:val="0"/>
-              </w:rPr>
-            </w:r>
-          </w:p>
-        </w:tc>
-        <w:tc>
-          <w:tcPr>
-            <w:tcMar>
-              <w:top w:w="60.0" w:type="dxa"/>
-              <w:left w:w="90.0" w:type="dxa"/>
-              <w:bottom w:w="60.0" w:type="dxa"/>
-              <w:right w:w="90.0" w:type="dxa"/>
-            </w:tcMar>
-            <w:vAlign w:val="center"/>
-          </w:tcPr>
-          <w:p>
-            <w:pPr>
-              <w:jc w:val="center"/>
-              <w:rPr/>
-            </w:pPr>
-            <w:r>
-              <w:rPr>
-                <w:rtl w:val="0"/>
-              </w:rPr>
+            <w:r>
+              <w:t>R-04</w:t>
+            </w:r>
+          </w:p>
+        </w:tc>
+        <w:tc>
+          <w:tcPr>
+            <w:tcMar>
+              <w:top w:w="60.0" w:type="dxa"/>
+              <w:left w:w="90.0" w:type="dxa"/>
+              <w:bottom w:w="60.0" w:type="dxa"/>
+              <w:right w:w="90.0" w:type="dxa"/>
+            </w:tcMar>
+            <w:vAlign w:val="center"/>
+          </w:tcPr>
+          <w:p>
+            <w:r>
+              <w:t>Operativo</w:t>
+            </w:r>
+          </w:p>
+        </w:tc>
+        <w:tc>
+          <w:tcPr>
+            <w:tcMar>
+              <w:top w:w="60.0" w:type="dxa"/>
+              <w:left w:w="90.0" w:type="dxa"/>
+              <w:bottom w:w="60.0" w:type="dxa"/>
+              <w:right w:w="90.0" w:type="dxa"/>
+            </w:tcMar>
+            <w:vAlign w:val="center"/>
+          </w:tcPr>
+          <w:p>
+            <w:r>
+              <w:t>Caida prolongada del servidor en produccion (Render)</w:t>
+            </w:r>
+          </w:p>
+        </w:tc>
+        <w:tc>
+          <w:tcPr>
+            <w:tcMar>
+              <w:top w:w="60.0" w:type="dxa"/>
+              <w:left w:w="90.0" w:type="dxa"/>
+              <w:bottom w:w="60.0" w:type="dxa"/>
+              <w:right w:w="90.0" w:type="dxa"/>
+            </w:tcMar>
+            <w:vAlign w:val="center"/>
+          </w:tcPr>
+          <w:p>
+            <w:r>
+              <w:t>Mantenimiento del proveedor, limite de recursos en plan gratuito, o error en el deploy</w:t>
+            </w:r>
+          </w:p>
+        </w:tc>
+        <w:tc>
+          <w:tcPr>
+            <w:tcMar>
+              <w:top w:w="60.0" w:type="dxa"/>
+              <w:left w:w="90.0" w:type="dxa"/>
+              <w:bottom w:w="60.0" w:type="dxa"/>
+              <w:right w:w="90.0" w:type="dxa"/>
+            </w:tcMar>
+            <w:vAlign w:val="center"/>
+          </w:tcPr>
+          <w:p>
+            <w:r>
+              <w:t>3</w:t>
+            </w:r>
+          </w:p>
+        </w:tc>
+        <w:tc>
+          <w:tcPr>
+            <w:tcMar>
+              <w:top w:w="60.0" w:type="dxa"/>
+              <w:left w:w="90.0" w:type="dxa"/>
+              <w:bottom w:w="60.0" w:type="dxa"/>
+              <w:right w:w="90.0" w:type="dxa"/>
+            </w:tcMar>
+            <w:vAlign w:val="center"/>
+          </w:tcPr>
+          <w:p>
+            <w:r>
+              <w:t>3</w:t>
+            </w:r>
+          </w:p>
+        </w:tc>
+        <w:tc>
+          <w:tcPr>
+            <w:tcMar>
+              <w:top w:w="60.0" w:type="dxa"/>
+              <w:left w:w="90.0" w:type="dxa"/>
+              <w:bottom w:w="60.0" w:type="dxa"/>
+              <w:right w:w="90.0" w:type="dxa"/>
+            </w:tcMar>
+            <w:vAlign w:val="center"/>
+          </w:tcPr>
+          <w:p>
+            <w:r>
+              <w:t>9</w:t>
+            </w:r>
+          </w:p>
+        </w:tc>
+        <w:tc>
+          <w:tcPr>
+            <w:tcMar>
+              <w:top w:w="60.0" w:type="dxa"/>
+              <w:left w:w="90.0" w:type="dxa"/>
+              <w:bottom w:w="60.0" w:type="dxa"/>
+              <w:right w:w="90.0" w:type="dxa"/>
+            </w:tcMar>
+            <w:vAlign w:val="center"/>
+          </w:tcPr>
+          <w:p>
+            <w:r>
+              <w:t>Medio</w:t>
+            </w:r>
+          </w:p>
+        </w:tc>
+        <w:tc>
+          <w:tcPr>
+            <w:tcMar>
+              <w:top w:w="60.0" w:type="dxa"/>
+              <w:left w:w="90.0" w:type="dxa"/>
+              <w:bottom w:w="60.0" w:type="dxa"/>
+              <w:right w:w="90.0" w:type="dxa"/>
+            </w:tcMar>
+            <w:vAlign w:val="center"/>
+          </w:tcPr>
+          <w:p>
+            <w:r>
+              <w:t>Aceptar</w:t>
+            </w:r>
+          </w:p>
+        </w:tc>
+        <w:tc>
+          <w:tcPr>
+            <w:tcMar>
+              <w:top w:w="60.0" w:type="dxa"/>
+              <w:left w:w="90.0" w:type="dxa"/>
+              <w:bottom w:w="60.0" w:type="dxa"/>
+              <w:right w:w="90.0" w:type="dxa"/>
+            </w:tcMar>
+            <w:vAlign w:val="center"/>
+          </w:tcPr>
+          <w:p>
+            <w:r>
+              <w:t>Render reinicia el servicio automaticamente. Datos seguros en TiDB Cloud. Notificar al equipo por WhatsApp. Considerar upgrade de plan si es frecuente.</w:t>
+            </w:r>
+          </w:p>
+        </w:tc>
+        <w:tc>
+          <w:tcPr>
+            <w:tcMar>
+              <w:top w:w="60.0" w:type="dxa"/>
+              <w:left w:w="90.0" w:type="dxa"/>
+              <w:bottom w:w="60.0" w:type="dxa"/>
+              <w:right w:w="90.0" w:type="dxa"/>
+            </w:tcMar>
+            <w:vAlign w:val="center"/>
+          </w:tcPr>
+          <w:p>
+            <w:r>
+              <w:t>Leon Veraldi Rita</w:t>
+            </w:r>
+          </w:p>
+        </w:tc>
+        <w:tc>
+          <w:tcPr>
+            <w:tcMar>
+              <w:top w:w="60.0" w:type="dxa"/>
+              <w:left w:w="90.0" w:type="dxa"/>
+              <w:bottom w:w="60.0" w:type="dxa"/>
+              <w:right w:w="90.0" w:type="dxa"/>
+            </w:tcMar>
+            <w:vAlign w:val="center"/>
+          </w:tcPr>
+          <w:p>
+            <w:r>
+              <w:t>En seguimiento</w:t>
             </w:r>
           </w:p>
         </w:tc>
@@ -3984,256 +3684,184 @@
             <w:vAlign w:val="center"/>
           </w:tcPr>
           <w:p>
-            <w:pPr>
-              <w:jc w:val="center"/>
-              <w:rPr/>
-            </w:pPr>
-            <w:r>
-              <w:rPr>
-                <w:rtl w:val="0"/>
-              </w:rPr>
-            </w:r>
-          </w:p>
-        </w:tc>
-        <w:tc>
-          <w:tcPr>
-            <w:tcMar>
-              <w:top w:w="60.0" w:type="dxa"/>
-              <w:left w:w="90.0" w:type="dxa"/>
-              <w:bottom w:w="60.0" w:type="dxa"/>
-              <w:right w:w="90.0" w:type="dxa"/>
-            </w:tcMar>
-            <w:vAlign w:val="center"/>
-          </w:tcPr>
-          <w:p>
-            <w:pPr>
-              <w:jc w:val="left"/>
-              <w:rPr/>
-            </w:pPr>
-            <w:r>
-              <w:rPr>
-                <w:rtl w:val="0"/>
-              </w:rPr>
-            </w:r>
-          </w:p>
-        </w:tc>
-        <w:tc>
-          <w:tcPr>
-            <w:tcMar>
-              <w:top w:w="60.0" w:type="dxa"/>
-              <w:left w:w="90.0" w:type="dxa"/>
-              <w:bottom w:w="60.0" w:type="dxa"/>
-              <w:right w:w="90.0" w:type="dxa"/>
-            </w:tcMar>
-            <w:vAlign w:val="center"/>
-          </w:tcPr>
-          <w:p>
-            <w:pPr>
-              <w:jc w:val="left"/>
-              <w:rPr/>
-            </w:pPr>
-            <w:r>
-              <w:rPr>
-                <w:rtl w:val="0"/>
-              </w:rPr>
-            </w:r>
-          </w:p>
-        </w:tc>
-        <w:tc>
-          <w:tcPr>
-            <w:tcMar>
-              <w:top w:w="60.0" w:type="dxa"/>
-              <w:left w:w="90.0" w:type="dxa"/>
-              <w:bottom w:w="60.0" w:type="dxa"/>
-              <w:right w:w="90.0" w:type="dxa"/>
-            </w:tcMar>
-            <w:vAlign w:val="center"/>
-          </w:tcPr>
-          <w:p>
-            <w:pPr>
-              <w:jc w:val="left"/>
-              <w:rPr/>
-            </w:pPr>
-            <w:r>
-              <w:rPr>
-                <w:rtl w:val="0"/>
-              </w:rPr>
-            </w:r>
-          </w:p>
-        </w:tc>
-        <w:tc>
-          <w:tcPr>
-            <w:tcMar>
-              <w:top w:w="60.0" w:type="dxa"/>
-              <w:left w:w="90.0" w:type="dxa"/>
-              <w:bottom w:w="60.0" w:type="dxa"/>
-              <w:right w:w="90.0" w:type="dxa"/>
-            </w:tcMar>
-            <w:vAlign w:val="center"/>
-          </w:tcPr>
-          <w:p>
-            <w:pPr>
-              <w:jc w:val="center"/>
-              <w:rPr/>
-            </w:pPr>
-            <w:r>
-              <w:rPr>
-                <w:rtl w:val="0"/>
-              </w:rPr>
-            </w:r>
-          </w:p>
-        </w:tc>
-        <w:tc>
-          <w:tcPr>
-            <w:tcMar>
-              <w:top w:w="60.0" w:type="dxa"/>
-              <w:left w:w="90.0" w:type="dxa"/>
-              <w:bottom w:w="60.0" w:type="dxa"/>
-              <w:right w:w="90.0" w:type="dxa"/>
-            </w:tcMar>
-            <w:vAlign w:val="center"/>
-          </w:tcPr>
-          <w:p>
-            <w:pPr>
-              <w:jc w:val="center"/>
-              <w:rPr/>
-            </w:pPr>
-            <w:r>
-              <w:rPr>
-                <w:rtl w:val="0"/>
-              </w:rPr>
-            </w:r>
-          </w:p>
-        </w:tc>
-        <w:tc>
-          <w:tcPr>
-            <w:tcMar>
-              <w:top w:w="60.0" w:type="dxa"/>
-              <w:left w:w="90.0" w:type="dxa"/>
-              <w:bottom w:w="60.0" w:type="dxa"/>
-              <w:right w:w="90.0" w:type="dxa"/>
-            </w:tcMar>
-            <w:vAlign w:val="center"/>
-          </w:tcPr>
-          <w:p>
-            <w:pPr>
-              <w:jc w:val="center"/>
-              <w:rPr/>
-            </w:pPr>
-            <w:r>
-              <w:rPr>
-                <w:rtl w:val="0"/>
-              </w:rPr>
-            </w:r>
-          </w:p>
-        </w:tc>
-        <w:tc>
-          <w:tcPr>
-            <w:tcMar>
-              <w:top w:w="60.0" w:type="dxa"/>
-              <w:left w:w="90.0" w:type="dxa"/>
-              <w:bottom w:w="60.0" w:type="dxa"/>
-              <w:right w:w="90.0" w:type="dxa"/>
-            </w:tcMar>
-            <w:vAlign w:val="center"/>
-          </w:tcPr>
-          <w:p>
-            <w:pPr>
-              <w:jc w:val="left"/>
-              <w:rPr/>
-            </w:pPr>
-            <w:r>
-              <w:rPr>
-                <w:rtl w:val="0"/>
-              </w:rPr>
-            </w:r>
-          </w:p>
-        </w:tc>
-        <w:tc>
-          <w:tcPr>
-            <w:tcMar>
-              <w:top w:w="60.0" w:type="dxa"/>
-              <w:left w:w="90.0" w:type="dxa"/>
-              <w:bottom w:w="60.0" w:type="dxa"/>
-              <w:right w:w="90.0" w:type="dxa"/>
-            </w:tcMar>
-            <w:vAlign w:val="center"/>
-          </w:tcPr>
-          <w:p>
-            <w:pPr>
-              <w:jc w:val="center"/>
-              <w:rPr/>
-            </w:pPr>
-            <w:r>
-              <w:rPr>
-                <w:rtl w:val="0"/>
-              </w:rPr>
-            </w:r>
-          </w:p>
-        </w:tc>
-        <w:tc>
-          <w:tcPr>
-            <w:tcMar>
-              <w:top w:w="60.0" w:type="dxa"/>
-              <w:left w:w="90.0" w:type="dxa"/>
-              <w:bottom w:w="60.0" w:type="dxa"/>
-              <w:right w:w="90.0" w:type="dxa"/>
-            </w:tcMar>
-            <w:vAlign w:val="center"/>
-          </w:tcPr>
-          <w:p>
-            <w:pPr>
-              <w:jc w:val="left"/>
-              <w:rPr/>
-            </w:pPr>
-            <w:r>
-              <w:rPr>
-                <w:rtl w:val="0"/>
-              </w:rPr>
-            </w:r>
-          </w:p>
-        </w:tc>
-        <w:tc>
-          <w:tcPr>
-            <w:tcMar>
-              <w:top w:w="60.0" w:type="dxa"/>
-              <w:left w:w="90.0" w:type="dxa"/>
-              <w:bottom w:w="60.0" w:type="dxa"/>
-              <w:right w:w="90.0" w:type="dxa"/>
-            </w:tcMar>
-            <w:vAlign w:val="center"/>
-          </w:tcPr>
-          <w:p>
-            <w:pPr>
-              <w:jc w:val="left"/>
-              <w:rPr/>
-            </w:pPr>
-            <w:r>
-              <w:rPr>
-                <w:rtl w:val="0"/>
-              </w:rPr>
-            </w:r>
-          </w:p>
-        </w:tc>
-        <w:tc>
-          <w:tcPr>
-            <w:tcMar>
-              <w:top w:w="60.0" w:type="dxa"/>
-              <w:left w:w="90.0" w:type="dxa"/>
-              <w:bottom w:w="60.0" w:type="dxa"/>
-              <w:right w:w="90.0" w:type="dxa"/>
-            </w:tcMar>
-            <w:vAlign w:val="center"/>
-          </w:tcPr>
-          <w:p>
-            <w:pPr>
-              <w:jc w:val="center"/>
-              <w:rPr/>
-            </w:pPr>
-            <w:r>
-              <w:rPr>
-                <w:rtl w:val="0"/>
-              </w:rPr>
+            <w:r>
+              <w:t>R-05</w:t>
+            </w:r>
+          </w:p>
+        </w:tc>
+        <w:tc>
+          <w:tcPr>
+            <w:tcMar>
+              <w:top w:w="60.0" w:type="dxa"/>
+              <w:left w:w="90.0" w:type="dxa"/>
+              <w:bottom w:w="60.0" w:type="dxa"/>
+              <w:right w:w="90.0" w:type="dxa"/>
+            </w:tcMar>
+            <w:vAlign w:val="center"/>
+          </w:tcPr>
+          <w:p>
+            <w:r>
+              <w:t>Organizativo</w:t>
+            </w:r>
+          </w:p>
+        </w:tc>
+        <w:tc>
+          <w:tcPr>
+            <w:tcMar>
+              <w:top w:w="60.0" w:type="dxa"/>
+              <w:left w:w="90.0" w:type="dxa"/>
+              <w:bottom w:w="60.0" w:type="dxa"/>
+              <w:right w:w="90.0" w:type="dxa"/>
+            </w:tcMar>
+            <w:vAlign w:val="center"/>
+          </w:tcPr>
+          <w:p>
+            <w:r>
+              <w:t>Baja adopcion de la plataforma por parte de los estudiantes</w:t>
+            </w:r>
+          </w:p>
+        </w:tc>
+        <w:tc>
+          <w:tcPr>
+            <w:tcMar>
+              <w:top w:w="60.0" w:type="dxa"/>
+              <w:left w:w="90.0" w:type="dxa"/>
+              <w:bottom w:w="60.0" w:type="dxa"/>
+              <w:right w:w="90.0" w:type="dxa"/>
+            </w:tcMar>
+            <w:vAlign w:val="center"/>
+          </w:tcPr>
+          <w:p>
+            <w:r>
+              <w:t>Desconocimiento de la herramienta, resistencia al cambio, o interfaz poco intuitiva</w:t>
+            </w:r>
+          </w:p>
+        </w:tc>
+        <w:tc>
+          <w:tcPr>
+            <w:tcMar>
+              <w:top w:w="60.0" w:type="dxa"/>
+              <w:left w:w="90.0" w:type="dxa"/>
+              <w:bottom w:w="60.0" w:type="dxa"/>
+              <w:right w:w="90.0" w:type="dxa"/>
+            </w:tcMar>
+            <w:vAlign w:val="center"/>
+          </w:tcPr>
+          <w:p>
+            <w:r>
+              <w:t>3</w:t>
+            </w:r>
+          </w:p>
+        </w:tc>
+        <w:tc>
+          <w:tcPr>
+            <w:tcMar>
+              <w:top w:w="60.0" w:type="dxa"/>
+              <w:left w:w="90.0" w:type="dxa"/>
+              <w:bottom w:w="60.0" w:type="dxa"/>
+              <w:right w:w="90.0" w:type="dxa"/>
+            </w:tcMar>
+            <w:vAlign w:val="center"/>
+          </w:tcPr>
+          <w:p>
+            <w:r>
+              <w:t>4</w:t>
+            </w:r>
+          </w:p>
+        </w:tc>
+        <w:tc>
+          <w:tcPr>
+            <w:tcMar>
+              <w:top w:w="60.0" w:type="dxa"/>
+              <w:left w:w="90.0" w:type="dxa"/>
+              <w:bottom w:w="60.0" w:type="dxa"/>
+              <w:right w:w="90.0" w:type="dxa"/>
+            </w:tcMar>
+            <w:vAlign w:val="center"/>
+          </w:tcPr>
+          <w:p>
+            <w:r>
+              <w:t>12</w:t>
+            </w:r>
+          </w:p>
+        </w:tc>
+        <w:tc>
+          <w:tcPr>
+            <w:tcMar>
+              <w:top w:w="60.0" w:type="dxa"/>
+              <w:left w:w="90.0" w:type="dxa"/>
+              <w:bottom w:w="60.0" w:type="dxa"/>
+              <w:right w:w="90.0" w:type="dxa"/>
+            </w:tcMar>
+            <w:vAlign w:val="center"/>
+          </w:tcPr>
+          <w:p>
+            <w:r>
+              <w:t>Alto</w:t>
+            </w:r>
+          </w:p>
+        </w:tc>
+        <w:tc>
+          <w:tcPr>
+            <w:tcMar>
+              <w:top w:w="60.0" w:type="dxa"/>
+              <w:left w:w="90.0" w:type="dxa"/>
+              <w:bottom w:w="60.0" w:type="dxa"/>
+              <w:right w:w="90.0" w:type="dxa"/>
+            </w:tcMar>
+            <w:vAlign w:val="center"/>
+          </w:tcPr>
+          <w:p>
+            <w:r>
+              <w:t>Mitigar</w:t>
+            </w:r>
+          </w:p>
+        </w:tc>
+        <w:tc>
+          <w:tcPr>
+            <w:tcMar>
+              <w:top w:w="60.0" w:type="dxa"/>
+              <w:left w:w="90.0" w:type="dxa"/>
+              <w:bottom w:w="60.0" w:type="dxa"/>
+              <w:right w:w="90.0" w:type="dxa"/>
+            </w:tcMar>
+            <w:vAlign w:val="center"/>
+          </w:tcPr>
+          <w:p>
+            <w:r>
+              <w:t>Campana de difusion en la escuela. Interfaz simple estilo post-it. Tutoriales en la plataforma. Involucrar a los moderadores como embajadores.</w:t>
+            </w:r>
+          </w:p>
+        </w:tc>
+        <w:tc>
+          <w:tcPr>
+            <w:tcMar>
+              <w:top w:w="60.0" w:type="dxa"/>
+              <w:left w:w="90.0" w:type="dxa"/>
+              <w:bottom w:w="60.0" w:type="dxa"/>
+              <w:right w:w="90.0" w:type="dxa"/>
+            </w:tcMar>
+            <w:vAlign w:val="center"/>
+          </w:tcPr>
+          <w:p>
+            <w:r>
+              <w:t>Santino Moauro</w:t>
+            </w:r>
+          </w:p>
+        </w:tc>
+        <w:tc>
+          <w:tcPr>
+            <w:tcMar>
+              <w:top w:w="60.0" w:type="dxa"/>
+              <w:left w:w="90.0" w:type="dxa"/>
+              <w:bottom w:w="60.0" w:type="dxa"/>
+              <w:right w:w="90.0" w:type="dxa"/>
+            </w:tcMar>
+            <w:vAlign w:val="center"/>
+          </w:tcPr>
+          <w:p>
+            <w:r>
+              <w:t>En seguimiento</w:t>
             </w:r>
           </w:p>
         </w:tc>
@@ -4254,256 +3882,184 @@
             <w:vAlign w:val="center"/>
           </w:tcPr>
           <w:p>
-            <w:pPr>
-              <w:jc w:val="center"/>
-              <w:rPr/>
-            </w:pPr>
-            <w:r>
-              <w:rPr>
-                <w:rtl w:val="0"/>
-              </w:rPr>
-            </w:r>
-          </w:p>
-        </w:tc>
-        <w:tc>
-          <w:tcPr>
-            <w:tcMar>
-              <w:top w:w="60.0" w:type="dxa"/>
-              <w:left w:w="90.0" w:type="dxa"/>
-              <w:bottom w:w="60.0" w:type="dxa"/>
-              <w:right w:w="90.0" w:type="dxa"/>
-            </w:tcMar>
-            <w:vAlign w:val="center"/>
-          </w:tcPr>
-          <w:p>
-            <w:pPr>
-              <w:jc w:val="left"/>
-              <w:rPr/>
-            </w:pPr>
-            <w:r>
-              <w:rPr>
-                <w:rtl w:val="0"/>
-              </w:rPr>
-            </w:r>
-          </w:p>
-        </w:tc>
-        <w:tc>
-          <w:tcPr>
-            <w:tcMar>
-              <w:top w:w="60.0" w:type="dxa"/>
-              <w:left w:w="90.0" w:type="dxa"/>
-              <w:bottom w:w="60.0" w:type="dxa"/>
-              <w:right w:w="90.0" w:type="dxa"/>
-            </w:tcMar>
-            <w:vAlign w:val="center"/>
-          </w:tcPr>
-          <w:p>
-            <w:pPr>
-              <w:jc w:val="left"/>
-              <w:rPr/>
-            </w:pPr>
-            <w:r>
-              <w:rPr>
-                <w:rtl w:val="0"/>
-              </w:rPr>
-            </w:r>
-          </w:p>
-        </w:tc>
-        <w:tc>
-          <w:tcPr>
-            <w:tcMar>
-              <w:top w:w="60.0" w:type="dxa"/>
-              <w:left w:w="90.0" w:type="dxa"/>
-              <w:bottom w:w="60.0" w:type="dxa"/>
-              <w:right w:w="90.0" w:type="dxa"/>
-            </w:tcMar>
-            <w:vAlign w:val="center"/>
-          </w:tcPr>
-          <w:p>
-            <w:pPr>
-              <w:jc w:val="left"/>
-              <w:rPr/>
-            </w:pPr>
-            <w:r>
-              <w:rPr>
-                <w:rtl w:val="0"/>
-              </w:rPr>
-            </w:r>
-          </w:p>
-        </w:tc>
-        <w:tc>
-          <w:tcPr>
-            <w:tcMar>
-              <w:top w:w="60.0" w:type="dxa"/>
-              <w:left w:w="90.0" w:type="dxa"/>
-              <w:bottom w:w="60.0" w:type="dxa"/>
-              <w:right w:w="90.0" w:type="dxa"/>
-            </w:tcMar>
-            <w:vAlign w:val="center"/>
-          </w:tcPr>
-          <w:p>
-            <w:pPr>
-              <w:jc w:val="center"/>
-              <w:rPr/>
-            </w:pPr>
-            <w:r>
-              <w:rPr>
-                <w:rtl w:val="0"/>
-              </w:rPr>
-            </w:r>
-          </w:p>
-        </w:tc>
-        <w:tc>
-          <w:tcPr>
-            <w:tcMar>
-              <w:top w:w="60.0" w:type="dxa"/>
-              <w:left w:w="90.0" w:type="dxa"/>
-              <w:bottom w:w="60.0" w:type="dxa"/>
-              <w:right w:w="90.0" w:type="dxa"/>
-            </w:tcMar>
-            <w:vAlign w:val="center"/>
-          </w:tcPr>
-          <w:p>
-            <w:pPr>
-              <w:jc w:val="center"/>
-              <w:rPr/>
-            </w:pPr>
-            <w:r>
-              <w:rPr>
-                <w:rtl w:val="0"/>
-              </w:rPr>
-            </w:r>
-          </w:p>
-        </w:tc>
-        <w:tc>
-          <w:tcPr>
-            <w:tcMar>
-              <w:top w:w="60.0" w:type="dxa"/>
-              <w:left w:w="90.0" w:type="dxa"/>
-              <w:bottom w:w="60.0" w:type="dxa"/>
-              <w:right w:w="90.0" w:type="dxa"/>
-            </w:tcMar>
-            <w:vAlign w:val="center"/>
-          </w:tcPr>
-          <w:p>
-            <w:pPr>
-              <w:jc w:val="center"/>
-              <w:rPr/>
-            </w:pPr>
-            <w:r>
-              <w:rPr>
-                <w:rtl w:val="0"/>
-              </w:rPr>
-            </w:r>
-          </w:p>
-        </w:tc>
-        <w:tc>
-          <w:tcPr>
-            <w:tcMar>
-              <w:top w:w="60.0" w:type="dxa"/>
-              <w:left w:w="90.0" w:type="dxa"/>
-              <w:bottom w:w="60.0" w:type="dxa"/>
-              <w:right w:w="90.0" w:type="dxa"/>
-            </w:tcMar>
-            <w:vAlign w:val="center"/>
-          </w:tcPr>
-          <w:p>
-            <w:pPr>
-              <w:jc w:val="left"/>
-              <w:rPr/>
-            </w:pPr>
-            <w:r>
-              <w:rPr>
-                <w:rtl w:val="0"/>
-              </w:rPr>
-            </w:r>
-          </w:p>
-        </w:tc>
-        <w:tc>
-          <w:tcPr>
-            <w:tcMar>
-              <w:top w:w="60.0" w:type="dxa"/>
-              <w:left w:w="90.0" w:type="dxa"/>
-              <w:bottom w:w="60.0" w:type="dxa"/>
-              <w:right w:w="90.0" w:type="dxa"/>
-            </w:tcMar>
-            <w:vAlign w:val="center"/>
-          </w:tcPr>
-          <w:p>
-            <w:pPr>
-              <w:jc w:val="center"/>
-              <w:rPr/>
-            </w:pPr>
-            <w:r>
-              <w:rPr>
-                <w:rtl w:val="0"/>
-              </w:rPr>
-            </w:r>
-          </w:p>
-        </w:tc>
-        <w:tc>
-          <w:tcPr>
-            <w:tcMar>
-              <w:top w:w="60.0" w:type="dxa"/>
-              <w:left w:w="90.0" w:type="dxa"/>
-              <w:bottom w:w="60.0" w:type="dxa"/>
-              <w:right w:w="90.0" w:type="dxa"/>
-            </w:tcMar>
-            <w:vAlign w:val="center"/>
-          </w:tcPr>
-          <w:p>
-            <w:pPr>
-              <w:jc w:val="left"/>
-              <w:rPr/>
-            </w:pPr>
-            <w:r>
-              <w:rPr>
-                <w:rtl w:val="0"/>
-              </w:rPr>
-            </w:r>
-          </w:p>
-        </w:tc>
-        <w:tc>
-          <w:tcPr>
-            <w:tcMar>
-              <w:top w:w="60.0" w:type="dxa"/>
-              <w:left w:w="90.0" w:type="dxa"/>
-              <w:bottom w:w="60.0" w:type="dxa"/>
-              <w:right w:w="90.0" w:type="dxa"/>
-            </w:tcMar>
-            <w:vAlign w:val="center"/>
-          </w:tcPr>
-          <w:p>
-            <w:pPr>
-              <w:jc w:val="left"/>
-              <w:rPr/>
-            </w:pPr>
-            <w:r>
-              <w:rPr>
-                <w:rtl w:val="0"/>
-              </w:rPr>
-            </w:r>
-          </w:p>
-        </w:tc>
-        <w:tc>
-          <w:tcPr>
-            <w:tcMar>
-              <w:top w:w="60.0" w:type="dxa"/>
-              <w:left w:w="90.0" w:type="dxa"/>
-              <w:bottom w:w="60.0" w:type="dxa"/>
-              <w:right w:w="90.0" w:type="dxa"/>
-            </w:tcMar>
-            <w:vAlign w:val="center"/>
-          </w:tcPr>
-          <w:p>
-            <w:pPr>
-              <w:jc w:val="center"/>
-              <w:rPr/>
-            </w:pPr>
-            <w:r>
-              <w:rPr>
-                <w:rtl w:val="0"/>
-              </w:rPr>
+            <w:r>
+              <w:t>R-06</w:t>
+            </w:r>
+          </w:p>
+        </w:tc>
+        <w:tc>
+          <w:tcPr>
+            <w:tcMar>
+              <w:top w:w="60.0" w:type="dxa"/>
+              <w:left w:w="90.0" w:type="dxa"/>
+              <w:bottom w:w="60.0" w:type="dxa"/>
+              <w:right w:w="90.0" w:type="dxa"/>
+            </w:tcMar>
+            <w:vAlign w:val="center"/>
+          </w:tcPr>
+          <w:p>
+            <w:r>
+              <w:t>Tecnico</w:t>
+            </w:r>
+          </w:p>
+        </w:tc>
+        <w:tc>
+          <w:tcPr>
+            <w:tcMar>
+              <w:top w:w="60.0" w:type="dxa"/>
+              <w:left w:w="90.0" w:type="dxa"/>
+              <w:bottom w:w="60.0" w:type="dxa"/>
+              <w:right w:w="90.0" w:type="dxa"/>
+            </w:tcMar>
+            <w:vAlign w:val="center"/>
+          </w:tcPr>
+          <w:p>
+            <w:r>
+              <w:t>Conflictos de fusion (merge conflicts) en el repositorio Git</w:t>
+            </w:r>
+          </w:p>
+        </w:tc>
+        <w:tc>
+          <w:tcPr>
+            <w:tcMar>
+              <w:top w:w="60.0" w:type="dxa"/>
+              <w:left w:w="90.0" w:type="dxa"/>
+              <w:bottom w:w="60.0" w:type="dxa"/>
+              <w:right w:w="90.0" w:type="dxa"/>
+            </w:tcMar>
+            <w:vAlign w:val="center"/>
+          </w:tcPr>
+          <w:p>
+            <w:r>
+              <w:t>Multiples integrantes modifican el mismo archivo simultaneamente sin sincronizar</w:t>
+            </w:r>
+          </w:p>
+        </w:tc>
+        <w:tc>
+          <w:tcPr>
+            <w:tcMar>
+              <w:top w:w="60.0" w:type="dxa"/>
+              <w:left w:w="90.0" w:type="dxa"/>
+              <w:bottom w:w="60.0" w:type="dxa"/>
+              <w:right w:w="90.0" w:type="dxa"/>
+            </w:tcMar>
+            <w:vAlign w:val="center"/>
+          </w:tcPr>
+          <w:p>
+            <w:r>
+              <w:t>4</w:t>
+            </w:r>
+          </w:p>
+        </w:tc>
+        <w:tc>
+          <w:tcPr>
+            <w:tcMar>
+              <w:top w:w="60.0" w:type="dxa"/>
+              <w:left w:w="90.0" w:type="dxa"/>
+              <w:bottom w:w="60.0" w:type="dxa"/>
+              <w:right w:w="90.0" w:type="dxa"/>
+            </w:tcMar>
+            <w:vAlign w:val="center"/>
+          </w:tcPr>
+          <w:p>
+            <w:r>
+              <w:t>3</w:t>
+            </w:r>
+          </w:p>
+        </w:tc>
+        <w:tc>
+          <w:tcPr>
+            <w:tcMar>
+              <w:top w:w="60.0" w:type="dxa"/>
+              <w:left w:w="90.0" w:type="dxa"/>
+              <w:bottom w:w="60.0" w:type="dxa"/>
+              <w:right w:w="90.0" w:type="dxa"/>
+            </w:tcMar>
+            <w:vAlign w:val="center"/>
+          </w:tcPr>
+          <w:p>
+            <w:r>
+              <w:t>12</w:t>
+            </w:r>
+          </w:p>
+        </w:tc>
+        <w:tc>
+          <w:tcPr>
+            <w:tcMar>
+              <w:top w:w="60.0" w:type="dxa"/>
+              <w:left w:w="90.0" w:type="dxa"/>
+              <w:bottom w:w="60.0" w:type="dxa"/>
+              <w:right w:w="90.0" w:type="dxa"/>
+            </w:tcMar>
+            <w:vAlign w:val="center"/>
+          </w:tcPr>
+          <w:p>
+            <w:r>
+              <w:t>Alto</w:t>
+            </w:r>
+          </w:p>
+        </w:tc>
+        <w:tc>
+          <w:tcPr>
+            <w:tcMar>
+              <w:top w:w="60.0" w:type="dxa"/>
+              <w:left w:w="90.0" w:type="dxa"/>
+              <w:bottom w:w="60.0" w:type="dxa"/>
+              <w:right w:w="90.0" w:type="dxa"/>
+            </w:tcMar>
+            <w:vAlign w:val="center"/>
+          </w:tcPr>
+          <w:p>
+            <w:r>
+              <w:t>Mitigar</w:t>
+            </w:r>
+          </w:p>
+        </w:tc>
+        <w:tc>
+          <w:tcPr>
+            <w:tcMar>
+              <w:top w:w="60.0" w:type="dxa"/>
+              <w:left w:w="90.0" w:type="dxa"/>
+              <w:bottom w:w="60.0" w:type="dxa"/>
+              <w:right w:w="90.0" w:type="dxa"/>
+            </w:tcMar>
+            <w:vAlign w:val="center"/>
+          </w:tcPr>
+          <w:p>
+            <w:r>
+              <w:t>Convencion de branch por funcionalidad. Pull requests obligatorios. Revision antes de merge. Comunicacion en WhatsApp antes de modificar archivos compartidos.</w:t>
+            </w:r>
+          </w:p>
+        </w:tc>
+        <w:tc>
+          <w:tcPr>
+            <w:tcMar>
+              <w:top w:w="60.0" w:type="dxa"/>
+              <w:left w:w="90.0" w:type="dxa"/>
+              <w:bottom w:w="60.0" w:type="dxa"/>
+              <w:right w:w="90.0" w:type="dxa"/>
+            </w:tcMar>
+            <w:vAlign w:val="center"/>
+          </w:tcPr>
+          <w:p>
+            <w:r>
+              <w:t>Matias Hayes</w:t>
+            </w:r>
+          </w:p>
+        </w:tc>
+        <w:tc>
+          <w:tcPr>
+            <w:tcMar>
+              <w:top w:w="60.0" w:type="dxa"/>
+              <w:left w:w="90.0" w:type="dxa"/>
+              <w:bottom w:w="60.0" w:type="dxa"/>
+              <w:right w:w="90.0" w:type="dxa"/>
+            </w:tcMar>
+            <w:vAlign w:val="center"/>
+          </w:tcPr>
+          <w:p>
+            <w:r>
+              <w:t>Mitigado</w:t>
             </w:r>
           </w:p>
         </w:tc>
@@ -4524,256 +4080,184 @@
             <w:vAlign w:val="center"/>
           </w:tcPr>
           <w:p>
-            <w:pPr>
-              <w:jc w:val="center"/>
-              <w:rPr/>
-            </w:pPr>
-            <w:r>
-              <w:rPr>
-                <w:rtl w:val="0"/>
-              </w:rPr>
-            </w:r>
-          </w:p>
-        </w:tc>
-        <w:tc>
-          <w:tcPr>
-            <w:tcMar>
-              <w:top w:w="60.0" w:type="dxa"/>
-              <w:left w:w="90.0" w:type="dxa"/>
-              <w:bottom w:w="60.0" w:type="dxa"/>
-              <w:right w:w="90.0" w:type="dxa"/>
-            </w:tcMar>
-            <w:vAlign w:val="center"/>
-          </w:tcPr>
-          <w:p>
-            <w:pPr>
-              <w:jc w:val="left"/>
-              <w:rPr/>
-            </w:pPr>
-            <w:r>
-              <w:rPr>
-                <w:rtl w:val="0"/>
-              </w:rPr>
-            </w:r>
-          </w:p>
-        </w:tc>
-        <w:tc>
-          <w:tcPr>
-            <w:tcMar>
-              <w:top w:w="60.0" w:type="dxa"/>
-              <w:left w:w="90.0" w:type="dxa"/>
-              <w:bottom w:w="60.0" w:type="dxa"/>
-              <w:right w:w="90.0" w:type="dxa"/>
-            </w:tcMar>
-            <w:vAlign w:val="center"/>
-          </w:tcPr>
-          <w:p>
-            <w:pPr>
-              <w:jc w:val="left"/>
-              <w:rPr/>
-            </w:pPr>
-            <w:r>
-              <w:rPr>
-                <w:rtl w:val="0"/>
-              </w:rPr>
-            </w:r>
-          </w:p>
-        </w:tc>
-        <w:tc>
-          <w:tcPr>
-            <w:tcMar>
-              <w:top w:w="60.0" w:type="dxa"/>
-              <w:left w:w="90.0" w:type="dxa"/>
-              <w:bottom w:w="60.0" w:type="dxa"/>
-              <w:right w:w="90.0" w:type="dxa"/>
-            </w:tcMar>
-            <w:vAlign w:val="center"/>
-          </w:tcPr>
-          <w:p>
-            <w:pPr>
-              <w:jc w:val="left"/>
-              <w:rPr/>
-            </w:pPr>
-            <w:r>
-              <w:rPr>
-                <w:rtl w:val="0"/>
-              </w:rPr>
-            </w:r>
-          </w:p>
-        </w:tc>
-        <w:tc>
-          <w:tcPr>
-            <w:tcMar>
-              <w:top w:w="60.0" w:type="dxa"/>
-              <w:left w:w="90.0" w:type="dxa"/>
-              <w:bottom w:w="60.0" w:type="dxa"/>
-              <w:right w:w="90.0" w:type="dxa"/>
-            </w:tcMar>
-            <w:vAlign w:val="center"/>
-          </w:tcPr>
-          <w:p>
-            <w:pPr>
-              <w:jc w:val="center"/>
-              <w:rPr/>
-            </w:pPr>
-            <w:r>
-              <w:rPr>
-                <w:rtl w:val="0"/>
-              </w:rPr>
-            </w:r>
-          </w:p>
-        </w:tc>
-        <w:tc>
-          <w:tcPr>
-            <w:tcMar>
-              <w:top w:w="60.0" w:type="dxa"/>
-              <w:left w:w="90.0" w:type="dxa"/>
-              <w:bottom w:w="60.0" w:type="dxa"/>
-              <w:right w:w="90.0" w:type="dxa"/>
-            </w:tcMar>
-            <w:vAlign w:val="center"/>
-          </w:tcPr>
-          <w:p>
-            <w:pPr>
-              <w:jc w:val="center"/>
-              <w:rPr/>
-            </w:pPr>
-            <w:r>
-              <w:rPr>
-                <w:rtl w:val="0"/>
-              </w:rPr>
-            </w:r>
-          </w:p>
-        </w:tc>
-        <w:tc>
-          <w:tcPr>
-            <w:tcMar>
-              <w:top w:w="60.0" w:type="dxa"/>
-              <w:left w:w="90.0" w:type="dxa"/>
-              <w:bottom w:w="60.0" w:type="dxa"/>
-              <w:right w:w="90.0" w:type="dxa"/>
-            </w:tcMar>
-            <w:vAlign w:val="center"/>
-          </w:tcPr>
-          <w:p>
-            <w:pPr>
-              <w:jc w:val="center"/>
-              <w:rPr/>
-            </w:pPr>
-            <w:r>
-              <w:rPr>
-                <w:rtl w:val="0"/>
-              </w:rPr>
-            </w:r>
-          </w:p>
-        </w:tc>
-        <w:tc>
-          <w:tcPr>
-            <w:tcMar>
-              <w:top w:w="60.0" w:type="dxa"/>
-              <w:left w:w="90.0" w:type="dxa"/>
-              <w:bottom w:w="60.0" w:type="dxa"/>
-              <w:right w:w="90.0" w:type="dxa"/>
-            </w:tcMar>
-            <w:vAlign w:val="center"/>
-          </w:tcPr>
-          <w:p>
-            <w:pPr>
-              <w:jc w:val="left"/>
-              <w:rPr/>
-            </w:pPr>
-            <w:r>
-              <w:rPr>
-                <w:rtl w:val="0"/>
-              </w:rPr>
-            </w:r>
-          </w:p>
-        </w:tc>
-        <w:tc>
-          <w:tcPr>
-            <w:tcMar>
-              <w:top w:w="60.0" w:type="dxa"/>
-              <w:left w:w="90.0" w:type="dxa"/>
-              <w:bottom w:w="60.0" w:type="dxa"/>
-              <w:right w:w="90.0" w:type="dxa"/>
-            </w:tcMar>
-            <w:vAlign w:val="center"/>
-          </w:tcPr>
-          <w:p>
-            <w:pPr>
-              <w:jc w:val="center"/>
-              <w:rPr/>
-            </w:pPr>
-            <w:r>
-              <w:rPr>
-                <w:rtl w:val="0"/>
-              </w:rPr>
-            </w:r>
-          </w:p>
-        </w:tc>
-        <w:tc>
-          <w:tcPr>
-            <w:tcMar>
-              <w:top w:w="60.0" w:type="dxa"/>
-              <w:left w:w="90.0" w:type="dxa"/>
-              <w:bottom w:w="60.0" w:type="dxa"/>
-              <w:right w:w="90.0" w:type="dxa"/>
-            </w:tcMar>
-            <w:vAlign w:val="center"/>
-          </w:tcPr>
-          <w:p>
-            <w:pPr>
-              <w:jc w:val="left"/>
-              <w:rPr/>
-            </w:pPr>
-            <w:r>
-              <w:rPr>
-                <w:rtl w:val="0"/>
-              </w:rPr>
-            </w:r>
-          </w:p>
-        </w:tc>
-        <w:tc>
-          <w:tcPr>
-            <w:tcMar>
-              <w:top w:w="60.0" w:type="dxa"/>
-              <w:left w:w="90.0" w:type="dxa"/>
-              <w:bottom w:w="60.0" w:type="dxa"/>
-              <w:right w:w="90.0" w:type="dxa"/>
-            </w:tcMar>
-            <w:vAlign w:val="center"/>
-          </w:tcPr>
-          <w:p>
-            <w:pPr>
-              <w:jc w:val="left"/>
-              <w:rPr/>
-            </w:pPr>
-            <w:r>
-              <w:rPr>
-                <w:rtl w:val="0"/>
-              </w:rPr>
-            </w:r>
-          </w:p>
-        </w:tc>
-        <w:tc>
-          <w:tcPr>
-            <w:tcMar>
-              <w:top w:w="60.0" w:type="dxa"/>
-              <w:left w:w="90.0" w:type="dxa"/>
-              <w:bottom w:w="60.0" w:type="dxa"/>
-              <w:right w:w="90.0" w:type="dxa"/>
-            </w:tcMar>
-            <w:vAlign w:val="center"/>
-          </w:tcPr>
-          <w:p>
-            <w:pPr>
-              <w:jc w:val="center"/>
-              <w:rPr/>
-            </w:pPr>
-            <w:r>
-              <w:rPr>
-                <w:rtl w:val="0"/>
-              </w:rPr>
+            <w:r>
+              <w:t>R-07</w:t>
+            </w:r>
+          </w:p>
+        </w:tc>
+        <w:tc>
+          <w:tcPr>
+            <w:tcMar>
+              <w:top w:w="60.0" w:type="dxa"/>
+              <w:left w:w="90.0" w:type="dxa"/>
+              <w:bottom w:w="60.0" w:type="dxa"/>
+              <w:right w:w="90.0" w:type="dxa"/>
+            </w:tcMar>
+            <w:vAlign w:val="center"/>
+          </w:tcPr>
+          <w:p>
+            <w:r>
+              <w:t>Alcance</w:t>
+            </w:r>
+          </w:p>
+        </w:tc>
+        <w:tc>
+          <w:tcPr>
+            <w:tcMar>
+              <w:top w:w="60.0" w:type="dxa"/>
+              <w:left w:w="90.0" w:type="dxa"/>
+              <w:bottom w:w="60.0" w:type="dxa"/>
+              <w:right w:w="90.0" w:type="dxa"/>
+            </w:tcMar>
+            <w:vAlign w:val="center"/>
+          </w:tcPr>
+          <w:p>
+            <w:r>
+              <w:t>Expansion descontrolada del alcance (scope creep)</w:t>
+            </w:r>
+          </w:p>
+        </w:tc>
+        <w:tc>
+          <w:tcPr>
+            <w:tcMar>
+              <w:top w:w="60.0" w:type="dxa"/>
+              <w:left w:w="90.0" w:type="dxa"/>
+              <w:bottom w:w="60.0" w:type="dxa"/>
+              <w:right w:w="90.0" w:type="dxa"/>
+            </w:tcMar>
+            <w:vAlign w:val="center"/>
+          </w:tcPr>
+          <w:p>
+            <w:r>
+              <w:t>Propuestas de nuevas funcionalidades que no estaban en los requisitos originales</w:t>
+            </w:r>
+          </w:p>
+        </w:tc>
+        <w:tc>
+          <w:tcPr>
+            <w:tcMar>
+              <w:top w:w="60.0" w:type="dxa"/>
+              <w:left w:w="90.0" w:type="dxa"/>
+              <w:bottom w:w="60.0" w:type="dxa"/>
+              <w:right w:w="90.0" w:type="dxa"/>
+            </w:tcMar>
+            <w:vAlign w:val="center"/>
+          </w:tcPr>
+          <w:p>
+            <w:r>
+              <w:t>3</w:t>
+            </w:r>
+          </w:p>
+        </w:tc>
+        <w:tc>
+          <w:tcPr>
+            <w:tcMar>
+              <w:top w:w="60.0" w:type="dxa"/>
+              <w:left w:w="90.0" w:type="dxa"/>
+              <w:bottom w:w="60.0" w:type="dxa"/>
+              <w:right w:w="90.0" w:type="dxa"/>
+            </w:tcMar>
+            <w:vAlign w:val="center"/>
+          </w:tcPr>
+          <w:p>
+            <w:r>
+              <w:t>3</w:t>
+            </w:r>
+          </w:p>
+        </w:tc>
+        <w:tc>
+          <w:tcPr>
+            <w:tcMar>
+              <w:top w:w="60.0" w:type="dxa"/>
+              <w:left w:w="90.0" w:type="dxa"/>
+              <w:bottom w:w="60.0" w:type="dxa"/>
+              <w:right w:w="90.0" w:type="dxa"/>
+            </w:tcMar>
+            <w:vAlign w:val="center"/>
+          </w:tcPr>
+          <w:p>
+            <w:r>
+              <w:t>9</w:t>
+            </w:r>
+          </w:p>
+        </w:tc>
+        <w:tc>
+          <w:tcPr>
+            <w:tcMar>
+              <w:top w:w="60.0" w:type="dxa"/>
+              <w:left w:w="90.0" w:type="dxa"/>
+              <w:bottom w:w="60.0" w:type="dxa"/>
+              <w:right w:w="90.0" w:type="dxa"/>
+            </w:tcMar>
+            <w:vAlign w:val="center"/>
+          </w:tcPr>
+          <w:p>
+            <w:r>
+              <w:t>Medio</w:t>
+            </w:r>
+          </w:p>
+        </w:tc>
+        <w:tc>
+          <w:tcPr>
+            <w:tcMar>
+              <w:top w:w="60.0" w:type="dxa"/>
+              <w:left w:w="90.0" w:type="dxa"/>
+              <w:bottom w:w="60.0" w:type="dxa"/>
+              <w:right w:w="90.0" w:type="dxa"/>
+            </w:tcMar>
+            <w:vAlign w:val="center"/>
+          </w:tcPr>
+          <w:p>
+            <w:r>
+              <w:t>Evitar</w:t>
+            </w:r>
+          </w:p>
+        </w:tc>
+        <w:tc>
+          <w:tcPr>
+            <w:tcMar>
+              <w:top w:w="60.0" w:type="dxa"/>
+              <w:left w:w="90.0" w:type="dxa"/>
+              <w:bottom w:w="60.0" w:type="dxa"/>
+              <w:right w:w="90.0" w:type="dxa"/>
+            </w:tcMar>
+            <w:vAlign w:val="center"/>
+          </w:tcPr>
+          <w:p>
+            <w:r>
+              <w:t>Requisitos firmados al inicio. Cambios formalizados via HU nueva. Revision de prioridades en cada sprint. El lider aprueba toda incorporacion.</w:t>
+            </w:r>
+          </w:p>
+        </w:tc>
+        <w:tc>
+          <w:tcPr>
+            <w:tcMar>
+              <w:top w:w="60.0" w:type="dxa"/>
+              <w:left w:w="90.0" w:type="dxa"/>
+              <w:bottom w:w="60.0" w:type="dxa"/>
+              <w:right w:w="90.0" w:type="dxa"/>
+            </w:tcMar>
+            <w:vAlign w:val="center"/>
+          </w:tcPr>
+          <w:p>
+            <w:r>
+              <w:t>Leon Veraldi Rita</w:t>
+            </w:r>
+          </w:p>
+        </w:tc>
+        <w:tc>
+          <w:tcPr>
+            <w:tcMar>
+              <w:top w:w="60.0" w:type="dxa"/>
+              <w:left w:w="90.0" w:type="dxa"/>
+              <w:bottom w:w="60.0" w:type="dxa"/>
+              <w:right w:w="90.0" w:type="dxa"/>
+            </w:tcMar>
+            <w:vAlign w:val="center"/>
+          </w:tcPr>
+          <w:p>
+            <w:r>
+              <w:t>Mitigado</w:t>
             </w:r>
           </w:p>
         </w:tc>
@@ -4794,256 +4278,184 @@
             <w:vAlign w:val="center"/>
           </w:tcPr>
           <w:p>
-            <w:pPr>
-              <w:jc w:val="center"/>
-              <w:rPr/>
-            </w:pPr>
-            <w:r>
-              <w:rPr>
-                <w:rtl w:val="0"/>
-              </w:rPr>
-            </w:r>
-          </w:p>
-        </w:tc>
-        <w:tc>
-          <w:tcPr>
-            <w:tcMar>
-              <w:top w:w="60.0" w:type="dxa"/>
-              <w:left w:w="90.0" w:type="dxa"/>
-              <w:bottom w:w="60.0" w:type="dxa"/>
-              <w:right w:w="90.0" w:type="dxa"/>
-            </w:tcMar>
-            <w:vAlign w:val="center"/>
-          </w:tcPr>
-          <w:p>
-            <w:pPr>
-              <w:jc w:val="left"/>
-              <w:rPr/>
-            </w:pPr>
-            <w:r>
-              <w:rPr>
-                <w:rtl w:val="0"/>
-              </w:rPr>
-            </w:r>
-          </w:p>
-        </w:tc>
-        <w:tc>
-          <w:tcPr>
-            <w:tcMar>
-              <w:top w:w="60.0" w:type="dxa"/>
-              <w:left w:w="90.0" w:type="dxa"/>
-              <w:bottom w:w="60.0" w:type="dxa"/>
-              <w:right w:w="90.0" w:type="dxa"/>
-            </w:tcMar>
-            <w:vAlign w:val="center"/>
-          </w:tcPr>
-          <w:p>
-            <w:pPr>
-              <w:jc w:val="left"/>
-              <w:rPr/>
-            </w:pPr>
-            <w:r>
-              <w:rPr>
-                <w:rtl w:val="0"/>
-              </w:rPr>
-            </w:r>
-          </w:p>
-        </w:tc>
-        <w:tc>
-          <w:tcPr>
-            <w:tcMar>
-              <w:top w:w="60.0" w:type="dxa"/>
-              <w:left w:w="90.0" w:type="dxa"/>
-              <w:bottom w:w="60.0" w:type="dxa"/>
-              <w:right w:w="90.0" w:type="dxa"/>
-            </w:tcMar>
-            <w:vAlign w:val="center"/>
-          </w:tcPr>
-          <w:p>
-            <w:pPr>
-              <w:jc w:val="left"/>
-              <w:rPr/>
-            </w:pPr>
-            <w:r>
-              <w:rPr>
-                <w:rtl w:val="0"/>
-              </w:rPr>
-            </w:r>
-          </w:p>
-        </w:tc>
-        <w:tc>
-          <w:tcPr>
-            <w:tcMar>
-              <w:top w:w="60.0" w:type="dxa"/>
-              <w:left w:w="90.0" w:type="dxa"/>
-              <w:bottom w:w="60.0" w:type="dxa"/>
-              <w:right w:w="90.0" w:type="dxa"/>
-            </w:tcMar>
-            <w:vAlign w:val="center"/>
-          </w:tcPr>
-          <w:p>
-            <w:pPr>
-              <w:jc w:val="center"/>
-              <w:rPr/>
-            </w:pPr>
-            <w:r>
-              <w:rPr>
-                <w:rtl w:val="0"/>
-              </w:rPr>
-            </w:r>
-          </w:p>
-        </w:tc>
-        <w:tc>
-          <w:tcPr>
-            <w:tcMar>
-              <w:top w:w="60.0" w:type="dxa"/>
-              <w:left w:w="90.0" w:type="dxa"/>
-              <w:bottom w:w="60.0" w:type="dxa"/>
-              <w:right w:w="90.0" w:type="dxa"/>
-            </w:tcMar>
-            <w:vAlign w:val="center"/>
-          </w:tcPr>
-          <w:p>
-            <w:pPr>
-              <w:jc w:val="center"/>
-              <w:rPr/>
-            </w:pPr>
-            <w:r>
-              <w:rPr>
-                <w:rtl w:val="0"/>
-              </w:rPr>
-            </w:r>
-          </w:p>
-        </w:tc>
-        <w:tc>
-          <w:tcPr>
-            <w:tcMar>
-              <w:top w:w="60.0" w:type="dxa"/>
-              <w:left w:w="90.0" w:type="dxa"/>
-              <w:bottom w:w="60.0" w:type="dxa"/>
-              <w:right w:w="90.0" w:type="dxa"/>
-            </w:tcMar>
-            <w:vAlign w:val="center"/>
-          </w:tcPr>
-          <w:p>
-            <w:pPr>
-              <w:jc w:val="center"/>
-              <w:rPr/>
-            </w:pPr>
-            <w:r>
-              <w:rPr>
-                <w:rtl w:val="0"/>
-              </w:rPr>
-            </w:r>
-          </w:p>
-        </w:tc>
-        <w:tc>
-          <w:tcPr>
-            <w:tcMar>
-              <w:top w:w="60.0" w:type="dxa"/>
-              <w:left w:w="90.0" w:type="dxa"/>
-              <w:bottom w:w="60.0" w:type="dxa"/>
-              <w:right w:w="90.0" w:type="dxa"/>
-            </w:tcMar>
-            <w:vAlign w:val="center"/>
-          </w:tcPr>
-          <w:p>
-            <w:pPr>
-              <w:jc w:val="left"/>
-              <w:rPr/>
-            </w:pPr>
-            <w:r>
-              <w:rPr>
-                <w:rtl w:val="0"/>
-              </w:rPr>
-            </w:r>
-          </w:p>
-        </w:tc>
-        <w:tc>
-          <w:tcPr>
-            <w:tcMar>
-              <w:top w:w="60.0" w:type="dxa"/>
-              <w:left w:w="90.0" w:type="dxa"/>
-              <w:bottom w:w="60.0" w:type="dxa"/>
-              <w:right w:w="90.0" w:type="dxa"/>
-            </w:tcMar>
-            <w:vAlign w:val="center"/>
-          </w:tcPr>
-          <w:p>
-            <w:pPr>
-              <w:jc w:val="center"/>
-              <w:rPr/>
-            </w:pPr>
-            <w:r>
-              <w:rPr>
-                <w:rtl w:val="0"/>
-              </w:rPr>
-            </w:r>
-          </w:p>
-        </w:tc>
-        <w:tc>
-          <w:tcPr>
-            <w:tcMar>
-              <w:top w:w="60.0" w:type="dxa"/>
-              <w:left w:w="90.0" w:type="dxa"/>
-              <w:bottom w:w="60.0" w:type="dxa"/>
-              <w:right w:w="90.0" w:type="dxa"/>
-            </w:tcMar>
-            <w:vAlign w:val="center"/>
-          </w:tcPr>
-          <w:p>
-            <w:pPr>
-              <w:jc w:val="left"/>
-              <w:rPr/>
-            </w:pPr>
-            <w:r>
-              <w:rPr>
-                <w:rtl w:val="0"/>
-              </w:rPr>
-            </w:r>
-          </w:p>
-        </w:tc>
-        <w:tc>
-          <w:tcPr>
-            <w:tcMar>
-              <w:top w:w="60.0" w:type="dxa"/>
-              <w:left w:w="90.0" w:type="dxa"/>
-              <w:bottom w:w="60.0" w:type="dxa"/>
-              <w:right w:w="90.0" w:type="dxa"/>
-            </w:tcMar>
-            <w:vAlign w:val="center"/>
-          </w:tcPr>
-          <w:p>
-            <w:pPr>
-              <w:jc w:val="left"/>
-              <w:rPr/>
-            </w:pPr>
-            <w:r>
-              <w:rPr>
-                <w:rtl w:val="0"/>
-              </w:rPr>
-            </w:r>
-          </w:p>
-        </w:tc>
-        <w:tc>
-          <w:tcPr>
-            <w:tcMar>
-              <w:top w:w="60.0" w:type="dxa"/>
-              <w:left w:w="90.0" w:type="dxa"/>
-              <w:bottom w:w="60.0" w:type="dxa"/>
-              <w:right w:w="90.0" w:type="dxa"/>
-            </w:tcMar>
-            <w:vAlign w:val="center"/>
-          </w:tcPr>
-          <w:p>
-            <w:pPr>
-              <w:jc w:val="center"/>
-              <w:rPr/>
-            </w:pPr>
-            <w:r>
-              <w:rPr>
-                <w:rtl w:val="0"/>
-              </w:rPr>
+            <w:r>
+              <w:t>R-08</w:t>
+            </w:r>
+          </w:p>
+        </w:tc>
+        <w:tc>
+          <w:tcPr>
+            <w:tcMar>
+              <w:top w:w="60.0" w:type="dxa"/>
+              <w:left w:w="90.0" w:type="dxa"/>
+              <w:bottom w:w="60.0" w:type="dxa"/>
+              <w:right w:w="90.0" w:type="dxa"/>
+            </w:tcMar>
+            <w:vAlign w:val="center"/>
+          </w:tcPr>
+          <w:p>
+            <w:r>
+              <w:t>Organizativo</w:t>
+            </w:r>
+          </w:p>
+        </w:tc>
+        <w:tc>
+          <w:tcPr>
+            <w:tcMar>
+              <w:top w:w="60.0" w:type="dxa"/>
+              <w:left w:w="90.0" w:type="dxa"/>
+              <w:bottom w:w="60.0" w:type="dxa"/>
+              <w:right w:w="90.0" w:type="dxa"/>
+            </w:tcMar>
+            <w:vAlign w:val="center"/>
+          </w:tcPr>
+          <w:p>
+            <w:r>
+              <w:t>Ausencia prolongada de un integrante del equipo</w:t>
+            </w:r>
+          </w:p>
+        </w:tc>
+        <w:tc>
+          <w:tcPr>
+            <w:tcMar>
+              <w:top w:w="60.0" w:type="dxa"/>
+              <w:left w:w="90.0" w:type="dxa"/>
+              <w:bottom w:w="60.0" w:type="dxa"/>
+              <w:right w:w="90.0" w:type="dxa"/>
+            </w:tcMar>
+            <w:vAlign w:val="center"/>
+          </w:tcPr>
+          <w:p>
+            <w:r>
+              <w:t>Enfermedad, problemas personales o desinteres de un miembro</w:t>
+            </w:r>
+          </w:p>
+        </w:tc>
+        <w:tc>
+          <w:tcPr>
+            <w:tcMar>
+              <w:top w:w="60.0" w:type="dxa"/>
+              <w:left w:w="90.0" w:type="dxa"/>
+              <w:bottom w:w="60.0" w:type="dxa"/>
+              <w:right w:w="90.0" w:type="dxa"/>
+            </w:tcMar>
+            <w:vAlign w:val="center"/>
+          </w:tcPr>
+          <w:p>
+            <w:r>
+              <w:t>3</w:t>
+            </w:r>
+          </w:p>
+        </w:tc>
+        <w:tc>
+          <w:tcPr>
+            <w:tcMar>
+              <w:top w:w="60.0" w:type="dxa"/>
+              <w:left w:w="90.0" w:type="dxa"/>
+              <w:bottom w:w="60.0" w:type="dxa"/>
+              <w:right w:w="90.0" w:type="dxa"/>
+            </w:tcMar>
+            <w:vAlign w:val="center"/>
+          </w:tcPr>
+          <w:p>
+            <w:r>
+              <w:t>3</w:t>
+            </w:r>
+          </w:p>
+        </w:tc>
+        <w:tc>
+          <w:tcPr>
+            <w:tcMar>
+              <w:top w:w="60.0" w:type="dxa"/>
+              <w:left w:w="90.0" w:type="dxa"/>
+              <w:bottom w:w="60.0" w:type="dxa"/>
+              <w:right w:w="90.0" w:type="dxa"/>
+            </w:tcMar>
+            <w:vAlign w:val="center"/>
+          </w:tcPr>
+          <w:p>
+            <w:r>
+              <w:t>9</w:t>
+            </w:r>
+          </w:p>
+        </w:tc>
+        <w:tc>
+          <w:tcPr>
+            <w:tcMar>
+              <w:top w:w="60.0" w:type="dxa"/>
+              <w:left w:w="90.0" w:type="dxa"/>
+              <w:bottom w:w="60.0" w:type="dxa"/>
+              <w:right w:w="90.0" w:type="dxa"/>
+            </w:tcMar>
+            <w:vAlign w:val="center"/>
+          </w:tcPr>
+          <w:p>
+            <w:r>
+              <w:t>Medio</w:t>
+            </w:r>
+          </w:p>
+        </w:tc>
+        <w:tc>
+          <w:tcPr>
+            <w:tcMar>
+              <w:top w:w="60.0" w:type="dxa"/>
+              <w:left w:w="90.0" w:type="dxa"/>
+              <w:bottom w:w="60.0" w:type="dxa"/>
+              <w:right w:w="90.0" w:type="dxa"/>
+            </w:tcMar>
+            <w:vAlign w:val="center"/>
+          </w:tcPr>
+          <w:p>
+            <w:r>
+              <w:t>Mitigar</w:t>
+            </w:r>
+          </w:p>
+        </w:tc>
+        <w:tc>
+          <w:tcPr>
+            <w:tcMar>
+              <w:top w:w="60.0" w:type="dxa"/>
+              <w:left w:w="90.0" w:type="dxa"/>
+              <w:bottom w:w="60.0" w:type="dxa"/>
+              <w:right w:w="90.0" w:type="dxa"/>
+            </w:tcMar>
+            <w:vAlign w:val="center"/>
+          </w:tcPr>
+          <w:p>
+            <w:r>
+              <w:t>Documentacion de todo el codigo. Conocimiento compartido en al menos 2 personas por modulo. Redistribucion de tareas via Trello. Sublider como backup del lider.</w:t>
+            </w:r>
+          </w:p>
+        </w:tc>
+        <w:tc>
+          <w:tcPr>
+            <w:tcMar>
+              <w:top w:w="60.0" w:type="dxa"/>
+              <w:left w:w="90.0" w:type="dxa"/>
+              <w:bottom w:w="60.0" w:type="dxa"/>
+              <w:right w:w="90.0" w:type="dxa"/>
+            </w:tcMar>
+            <w:vAlign w:val="center"/>
+          </w:tcPr>
+          <w:p>
+            <w:r>
+              <w:t>Matias Hayes</w:t>
+            </w:r>
+          </w:p>
+        </w:tc>
+        <w:tc>
+          <w:tcPr>
+            <w:tcMar>
+              <w:top w:w="60.0" w:type="dxa"/>
+              <w:left w:w="90.0" w:type="dxa"/>
+              <w:bottom w:w="60.0" w:type="dxa"/>
+              <w:right w:w="90.0" w:type="dxa"/>
+            </w:tcMar>
+            <w:vAlign w:val="center"/>
+          </w:tcPr>
+          <w:p>
+            <w:r>
+              <w:t>En seguimiento</w:t>
             </w:r>
           </w:p>
         </w:tc>
@@ -5064,256 +4476,184 @@
             <w:vAlign w:val="center"/>
           </w:tcPr>
           <w:p>
-            <w:pPr>
-              <w:jc w:val="center"/>
-              <w:rPr/>
-            </w:pPr>
-            <w:r>
-              <w:rPr>
-                <w:rtl w:val="0"/>
-              </w:rPr>
-            </w:r>
-          </w:p>
-        </w:tc>
-        <w:tc>
-          <w:tcPr>
-            <w:tcMar>
-              <w:top w:w="60.0" w:type="dxa"/>
-              <w:left w:w="90.0" w:type="dxa"/>
-              <w:bottom w:w="60.0" w:type="dxa"/>
-              <w:right w:w="90.0" w:type="dxa"/>
-            </w:tcMar>
-            <w:vAlign w:val="center"/>
-          </w:tcPr>
-          <w:p>
-            <w:pPr>
-              <w:jc w:val="left"/>
-              <w:rPr/>
-            </w:pPr>
-            <w:r>
-              <w:rPr>
-                <w:rtl w:val="0"/>
-              </w:rPr>
-            </w:r>
-          </w:p>
-        </w:tc>
-        <w:tc>
-          <w:tcPr>
-            <w:tcMar>
-              <w:top w:w="60.0" w:type="dxa"/>
-              <w:left w:w="90.0" w:type="dxa"/>
-              <w:bottom w:w="60.0" w:type="dxa"/>
-              <w:right w:w="90.0" w:type="dxa"/>
-            </w:tcMar>
-            <w:vAlign w:val="center"/>
-          </w:tcPr>
-          <w:p>
-            <w:pPr>
-              <w:jc w:val="left"/>
-              <w:rPr/>
-            </w:pPr>
-            <w:r>
-              <w:rPr>
-                <w:rtl w:val="0"/>
-              </w:rPr>
-            </w:r>
-          </w:p>
-        </w:tc>
-        <w:tc>
-          <w:tcPr>
-            <w:tcMar>
-              <w:top w:w="60.0" w:type="dxa"/>
-              <w:left w:w="90.0" w:type="dxa"/>
-              <w:bottom w:w="60.0" w:type="dxa"/>
-              <w:right w:w="90.0" w:type="dxa"/>
-            </w:tcMar>
-            <w:vAlign w:val="center"/>
-          </w:tcPr>
-          <w:p>
-            <w:pPr>
-              <w:jc w:val="left"/>
-              <w:rPr/>
-            </w:pPr>
-            <w:r>
-              <w:rPr>
-                <w:rtl w:val="0"/>
-              </w:rPr>
-            </w:r>
-          </w:p>
-        </w:tc>
-        <w:tc>
-          <w:tcPr>
-            <w:tcMar>
-              <w:top w:w="60.0" w:type="dxa"/>
-              <w:left w:w="90.0" w:type="dxa"/>
-              <w:bottom w:w="60.0" w:type="dxa"/>
-              <w:right w:w="90.0" w:type="dxa"/>
-            </w:tcMar>
-            <w:vAlign w:val="center"/>
-          </w:tcPr>
-          <w:p>
-            <w:pPr>
-              <w:jc w:val="center"/>
-              <w:rPr/>
-            </w:pPr>
-            <w:r>
-              <w:rPr>
-                <w:rtl w:val="0"/>
-              </w:rPr>
-            </w:r>
-          </w:p>
-        </w:tc>
-        <w:tc>
-          <w:tcPr>
-            <w:tcMar>
-              <w:top w:w="60.0" w:type="dxa"/>
-              <w:left w:w="90.0" w:type="dxa"/>
-              <w:bottom w:w="60.0" w:type="dxa"/>
-              <w:right w:w="90.0" w:type="dxa"/>
-            </w:tcMar>
-            <w:vAlign w:val="center"/>
-          </w:tcPr>
-          <w:p>
-            <w:pPr>
-              <w:jc w:val="center"/>
-              <w:rPr/>
-            </w:pPr>
-            <w:r>
-              <w:rPr>
-                <w:rtl w:val="0"/>
-              </w:rPr>
-            </w:r>
-          </w:p>
-        </w:tc>
-        <w:tc>
-          <w:tcPr>
-            <w:tcMar>
-              <w:top w:w="60.0" w:type="dxa"/>
-              <w:left w:w="90.0" w:type="dxa"/>
-              <w:bottom w:w="60.0" w:type="dxa"/>
-              <w:right w:w="90.0" w:type="dxa"/>
-            </w:tcMar>
-            <w:vAlign w:val="center"/>
-          </w:tcPr>
-          <w:p>
-            <w:pPr>
-              <w:jc w:val="center"/>
-              <w:rPr/>
-            </w:pPr>
-            <w:r>
-              <w:rPr>
-                <w:rtl w:val="0"/>
-              </w:rPr>
-            </w:r>
-          </w:p>
-        </w:tc>
-        <w:tc>
-          <w:tcPr>
-            <w:tcMar>
-              <w:top w:w="60.0" w:type="dxa"/>
-              <w:left w:w="90.0" w:type="dxa"/>
-              <w:bottom w:w="60.0" w:type="dxa"/>
-              <w:right w:w="90.0" w:type="dxa"/>
-            </w:tcMar>
-            <w:vAlign w:val="center"/>
-          </w:tcPr>
-          <w:p>
-            <w:pPr>
-              <w:jc w:val="left"/>
-              <w:rPr/>
-            </w:pPr>
-            <w:r>
-              <w:rPr>
-                <w:rtl w:val="0"/>
-              </w:rPr>
-            </w:r>
-          </w:p>
-        </w:tc>
-        <w:tc>
-          <w:tcPr>
-            <w:tcMar>
-              <w:top w:w="60.0" w:type="dxa"/>
-              <w:left w:w="90.0" w:type="dxa"/>
-              <w:bottom w:w="60.0" w:type="dxa"/>
-              <w:right w:w="90.0" w:type="dxa"/>
-            </w:tcMar>
-            <w:vAlign w:val="center"/>
-          </w:tcPr>
-          <w:p>
-            <w:pPr>
-              <w:jc w:val="center"/>
-              <w:rPr/>
-            </w:pPr>
-            <w:r>
-              <w:rPr>
-                <w:rtl w:val="0"/>
-              </w:rPr>
-            </w:r>
-          </w:p>
-        </w:tc>
-        <w:tc>
-          <w:tcPr>
-            <w:tcMar>
-              <w:top w:w="60.0" w:type="dxa"/>
-              <w:left w:w="90.0" w:type="dxa"/>
-              <w:bottom w:w="60.0" w:type="dxa"/>
-              <w:right w:w="90.0" w:type="dxa"/>
-            </w:tcMar>
-            <w:vAlign w:val="center"/>
-          </w:tcPr>
-          <w:p>
-            <w:pPr>
-              <w:jc w:val="left"/>
-              <w:rPr/>
-            </w:pPr>
-            <w:r>
-              <w:rPr>
-                <w:rtl w:val="0"/>
-              </w:rPr>
-            </w:r>
-          </w:p>
-        </w:tc>
-        <w:tc>
-          <w:tcPr>
-            <w:tcMar>
-              <w:top w:w="60.0" w:type="dxa"/>
-              <w:left w:w="90.0" w:type="dxa"/>
-              <w:bottom w:w="60.0" w:type="dxa"/>
-              <w:right w:w="90.0" w:type="dxa"/>
-            </w:tcMar>
-            <w:vAlign w:val="center"/>
-          </w:tcPr>
-          <w:p>
-            <w:pPr>
-              <w:jc w:val="left"/>
-              <w:rPr/>
-            </w:pPr>
-            <w:r>
-              <w:rPr>
-                <w:rtl w:val="0"/>
-              </w:rPr>
-            </w:r>
-          </w:p>
-        </w:tc>
-        <w:tc>
-          <w:tcPr>
-            <w:tcMar>
-              <w:top w:w="60.0" w:type="dxa"/>
-              <w:left w:w="90.0" w:type="dxa"/>
-              <w:bottom w:w="60.0" w:type="dxa"/>
-              <w:right w:w="90.0" w:type="dxa"/>
-            </w:tcMar>
-            <w:vAlign w:val="center"/>
-          </w:tcPr>
-          <w:p>
-            <w:pPr>
-              <w:jc w:val="center"/>
-              <w:rPr/>
-            </w:pPr>
-            <w:r>
-              <w:rPr>
-                <w:rtl w:val="0"/>
-              </w:rPr>
+            <w:r>
+              <w:t>R-09</w:t>
+            </w:r>
+          </w:p>
+        </w:tc>
+        <w:tc>
+          <w:tcPr>
+            <w:tcMar>
+              <w:top w:w="60.0" w:type="dxa"/>
+              <w:left w:w="90.0" w:type="dxa"/>
+              <w:bottom w:w="60.0" w:type="dxa"/>
+              <w:right w:w="90.0" w:type="dxa"/>
+            </w:tcMar>
+            <w:vAlign w:val="center"/>
+          </w:tcPr>
+          <w:p>
+            <w:r>
+              <w:t>Seguridad</w:t>
+            </w:r>
+          </w:p>
+        </w:tc>
+        <w:tc>
+          <w:tcPr>
+            <w:tcMar>
+              <w:top w:w="60.0" w:type="dxa"/>
+              <w:left w:w="90.0" w:type="dxa"/>
+              <w:bottom w:w="60.0" w:type="dxa"/>
+              <w:right w:w="90.0" w:type="dxa"/>
+            </w:tcMar>
+            <w:vAlign w:val="center"/>
+          </w:tcPr>
+          <w:p>
+            <w:r>
+              <w:t>Subida de contenido inapropiado o ilegal por estudiantes</w:t>
+            </w:r>
+          </w:p>
+        </w:tc>
+        <w:tc>
+          <w:tcPr>
+            <w:tcMar>
+              <w:top w:w="60.0" w:type="dxa"/>
+              <w:left w:w="90.0" w:type="dxa"/>
+              <w:bottom w:w="60.0" w:type="dxa"/>
+              <w:right w:w="90.0" w:type="dxa"/>
+            </w:tcMar>
+            <w:vAlign w:val="center"/>
+          </w:tcPr>
+          <w:p>
+            <w:r>
+              <w:t>Un alumno sube material ofensivo, violento o que viola derechos de autor</w:t>
+            </w:r>
+          </w:p>
+        </w:tc>
+        <w:tc>
+          <w:tcPr>
+            <w:tcMar>
+              <w:top w:w="60.0" w:type="dxa"/>
+              <w:left w:w="90.0" w:type="dxa"/>
+              <w:bottom w:w="60.0" w:type="dxa"/>
+              <w:right w:w="90.0" w:type="dxa"/>
+            </w:tcMar>
+            <w:vAlign w:val="center"/>
+          </w:tcPr>
+          <w:p>
+            <w:r>
+              <w:t>3</w:t>
+            </w:r>
+          </w:p>
+        </w:tc>
+        <w:tc>
+          <w:tcPr>
+            <w:tcMar>
+              <w:top w:w="60.0" w:type="dxa"/>
+              <w:left w:w="90.0" w:type="dxa"/>
+              <w:bottom w:w="60.0" w:type="dxa"/>
+              <w:right w:w="90.0" w:type="dxa"/>
+            </w:tcMar>
+            <w:vAlign w:val="center"/>
+          </w:tcPr>
+          <w:p>
+            <w:r>
+              <w:t>4</w:t>
+            </w:r>
+          </w:p>
+        </w:tc>
+        <w:tc>
+          <w:tcPr>
+            <w:tcMar>
+              <w:top w:w="60.0" w:type="dxa"/>
+              <w:left w:w="90.0" w:type="dxa"/>
+              <w:bottom w:w="60.0" w:type="dxa"/>
+              <w:right w:w="90.0" w:type="dxa"/>
+            </w:tcMar>
+            <w:vAlign w:val="center"/>
+          </w:tcPr>
+          <w:p>
+            <w:r>
+              <w:t>12</w:t>
+            </w:r>
+          </w:p>
+        </w:tc>
+        <w:tc>
+          <w:tcPr>
+            <w:tcMar>
+              <w:top w:w="60.0" w:type="dxa"/>
+              <w:left w:w="90.0" w:type="dxa"/>
+              <w:bottom w:w="60.0" w:type="dxa"/>
+              <w:right w:w="90.0" w:type="dxa"/>
+            </w:tcMar>
+            <w:vAlign w:val="center"/>
+          </w:tcPr>
+          <w:p>
+            <w:r>
+              <w:t>Alto</w:t>
+            </w:r>
+          </w:p>
+        </w:tc>
+        <w:tc>
+          <w:tcPr>
+            <w:tcMar>
+              <w:top w:w="60.0" w:type="dxa"/>
+              <w:left w:w="90.0" w:type="dxa"/>
+              <w:bottom w:w="60.0" w:type="dxa"/>
+              <w:right w:w="90.0" w:type="dxa"/>
+            </w:tcMar>
+            <w:vAlign w:val="center"/>
+          </w:tcPr>
+          <w:p>
+            <w:r>
+              <w:t>Mitigar</w:t>
+            </w:r>
+          </w:p>
+        </w:tc>
+        <w:tc>
+          <w:tcPr>
+            <w:tcMar>
+              <w:top w:w="60.0" w:type="dxa"/>
+              <w:left w:w="90.0" w:type="dxa"/>
+              <w:bottom w:w="60.0" w:type="dxa"/>
+              <w:right w:w="90.0" w:type="dxa"/>
+            </w:tcMar>
+            <w:vAlign w:val="center"/>
+          </w:tcPr>
+          <w:p>
+            <w:r>
+              <w:t>Sistema de aprobacion obligatorio: nada se publica sin revision del moderador. Boton de reporte para alumnos. Politica de uso clara en el registro.</w:t>
+            </w:r>
+          </w:p>
+        </w:tc>
+        <w:tc>
+          <w:tcPr>
+            <w:tcMar>
+              <w:top w:w="60.0" w:type="dxa"/>
+              <w:left w:w="90.0" w:type="dxa"/>
+              <w:bottom w:w="60.0" w:type="dxa"/>
+              <w:right w:w="90.0" w:type="dxa"/>
+            </w:tcMar>
+            <w:vAlign w:val="center"/>
+          </w:tcPr>
+          <w:p>
+            <w:r>
+              <w:t>Ramiro Tatone</w:t>
+            </w:r>
+          </w:p>
+        </w:tc>
+        <w:tc>
+          <w:tcPr>
+            <w:tcMar>
+              <w:top w:w="60.0" w:type="dxa"/>
+              <w:left w:w="90.0" w:type="dxa"/>
+              <w:bottom w:w="60.0" w:type="dxa"/>
+              <w:right w:w="90.0" w:type="dxa"/>
+            </w:tcMar>
+            <w:vAlign w:val="center"/>
+          </w:tcPr>
+          <w:p>
+            <w:r>
+              <w:t>Mitigado</w:t>
             </w:r>
           </w:p>
         </w:tc>
@@ -5334,256 +4674,184 @@
             <w:vAlign w:val="center"/>
           </w:tcPr>
           <w:p>
-            <w:pPr>
-              <w:jc w:val="center"/>
-              <w:rPr/>
-            </w:pPr>
-            <w:r>
-              <w:rPr>
-                <w:rtl w:val="0"/>
-              </w:rPr>
-            </w:r>
-          </w:p>
-        </w:tc>
-        <w:tc>
-          <w:tcPr>
-            <w:tcMar>
-              <w:top w:w="60.0" w:type="dxa"/>
-              <w:left w:w="90.0" w:type="dxa"/>
-              <w:bottom w:w="60.0" w:type="dxa"/>
-              <w:right w:w="90.0" w:type="dxa"/>
-            </w:tcMar>
-            <w:vAlign w:val="center"/>
-          </w:tcPr>
-          <w:p>
-            <w:pPr>
-              <w:jc w:val="left"/>
-              <w:rPr/>
-            </w:pPr>
-            <w:r>
-              <w:rPr>
-                <w:rtl w:val="0"/>
-              </w:rPr>
-            </w:r>
-          </w:p>
-        </w:tc>
-        <w:tc>
-          <w:tcPr>
-            <w:tcMar>
-              <w:top w:w="60.0" w:type="dxa"/>
-              <w:left w:w="90.0" w:type="dxa"/>
-              <w:bottom w:w="60.0" w:type="dxa"/>
-              <w:right w:w="90.0" w:type="dxa"/>
-            </w:tcMar>
-            <w:vAlign w:val="center"/>
-          </w:tcPr>
-          <w:p>
-            <w:pPr>
-              <w:jc w:val="left"/>
-              <w:rPr/>
-            </w:pPr>
-            <w:r>
-              <w:rPr>
-                <w:rtl w:val="0"/>
-              </w:rPr>
-            </w:r>
-          </w:p>
-        </w:tc>
-        <w:tc>
-          <w:tcPr>
-            <w:tcMar>
-              <w:top w:w="60.0" w:type="dxa"/>
-              <w:left w:w="90.0" w:type="dxa"/>
-              <w:bottom w:w="60.0" w:type="dxa"/>
-              <w:right w:w="90.0" w:type="dxa"/>
-            </w:tcMar>
-            <w:vAlign w:val="center"/>
-          </w:tcPr>
-          <w:p>
-            <w:pPr>
-              <w:jc w:val="left"/>
-              <w:rPr/>
-            </w:pPr>
-            <w:r>
-              <w:rPr>
-                <w:rtl w:val="0"/>
-              </w:rPr>
-            </w:r>
-          </w:p>
-        </w:tc>
-        <w:tc>
-          <w:tcPr>
-            <w:tcMar>
-              <w:top w:w="60.0" w:type="dxa"/>
-              <w:left w:w="90.0" w:type="dxa"/>
-              <w:bottom w:w="60.0" w:type="dxa"/>
-              <w:right w:w="90.0" w:type="dxa"/>
-            </w:tcMar>
-            <w:vAlign w:val="center"/>
-          </w:tcPr>
-          <w:p>
-            <w:pPr>
-              <w:jc w:val="center"/>
-              <w:rPr/>
-            </w:pPr>
-            <w:r>
-              <w:rPr>
-                <w:rtl w:val="0"/>
-              </w:rPr>
-            </w:r>
-          </w:p>
-        </w:tc>
-        <w:tc>
-          <w:tcPr>
-            <w:tcMar>
-              <w:top w:w="60.0" w:type="dxa"/>
-              <w:left w:w="90.0" w:type="dxa"/>
-              <w:bottom w:w="60.0" w:type="dxa"/>
-              <w:right w:w="90.0" w:type="dxa"/>
-            </w:tcMar>
-            <w:vAlign w:val="center"/>
-          </w:tcPr>
-          <w:p>
-            <w:pPr>
-              <w:jc w:val="center"/>
-              <w:rPr/>
-            </w:pPr>
-            <w:r>
-              <w:rPr>
-                <w:rtl w:val="0"/>
-              </w:rPr>
-            </w:r>
-          </w:p>
-        </w:tc>
-        <w:tc>
-          <w:tcPr>
-            <w:tcMar>
-              <w:top w:w="60.0" w:type="dxa"/>
-              <w:left w:w="90.0" w:type="dxa"/>
-              <w:bottom w:w="60.0" w:type="dxa"/>
-              <w:right w:w="90.0" w:type="dxa"/>
-            </w:tcMar>
-            <w:vAlign w:val="center"/>
-          </w:tcPr>
-          <w:p>
-            <w:pPr>
-              <w:jc w:val="center"/>
-              <w:rPr/>
-            </w:pPr>
-            <w:r>
-              <w:rPr>
-                <w:rtl w:val="0"/>
-              </w:rPr>
-            </w:r>
-          </w:p>
-        </w:tc>
-        <w:tc>
-          <w:tcPr>
-            <w:tcMar>
-              <w:top w:w="60.0" w:type="dxa"/>
-              <w:left w:w="90.0" w:type="dxa"/>
-              <w:bottom w:w="60.0" w:type="dxa"/>
-              <w:right w:w="90.0" w:type="dxa"/>
-            </w:tcMar>
-            <w:vAlign w:val="center"/>
-          </w:tcPr>
-          <w:p>
-            <w:pPr>
-              <w:jc w:val="left"/>
-              <w:rPr/>
-            </w:pPr>
-            <w:r>
-              <w:rPr>
-                <w:rtl w:val="0"/>
-              </w:rPr>
-            </w:r>
-          </w:p>
-        </w:tc>
-        <w:tc>
-          <w:tcPr>
-            <w:tcMar>
-              <w:top w:w="60.0" w:type="dxa"/>
-              <w:left w:w="90.0" w:type="dxa"/>
-              <w:bottom w:w="60.0" w:type="dxa"/>
-              <w:right w:w="90.0" w:type="dxa"/>
-            </w:tcMar>
-            <w:vAlign w:val="center"/>
-          </w:tcPr>
-          <w:p>
-            <w:pPr>
-              <w:jc w:val="center"/>
-              <w:rPr/>
-            </w:pPr>
-            <w:r>
-              <w:rPr>
-                <w:rtl w:val="0"/>
-              </w:rPr>
-            </w:r>
-          </w:p>
-        </w:tc>
-        <w:tc>
-          <w:tcPr>
-            <w:tcMar>
-              <w:top w:w="60.0" w:type="dxa"/>
-              <w:left w:w="90.0" w:type="dxa"/>
-              <w:bottom w:w="60.0" w:type="dxa"/>
-              <w:right w:w="90.0" w:type="dxa"/>
-            </w:tcMar>
-            <w:vAlign w:val="center"/>
-          </w:tcPr>
-          <w:p>
-            <w:pPr>
-              <w:jc w:val="left"/>
-              <w:rPr/>
-            </w:pPr>
-            <w:r>
-              <w:rPr>
-                <w:rtl w:val="0"/>
-              </w:rPr>
-            </w:r>
-          </w:p>
-        </w:tc>
-        <w:tc>
-          <w:tcPr>
-            <w:tcMar>
-              <w:top w:w="60.0" w:type="dxa"/>
-              <w:left w:w="90.0" w:type="dxa"/>
-              <w:bottom w:w="60.0" w:type="dxa"/>
-              <w:right w:w="90.0" w:type="dxa"/>
-            </w:tcMar>
-            <w:vAlign w:val="center"/>
-          </w:tcPr>
-          <w:p>
-            <w:pPr>
-              <w:jc w:val="left"/>
-              <w:rPr/>
-            </w:pPr>
-            <w:r>
-              <w:rPr>
-                <w:rtl w:val="0"/>
-              </w:rPr>
-            </w:r>
-          </w:p>
-        </w:tc>
-        <w:tc>
-          <w:tcPr>
-            <w:tcMar>
-              <w:top w:w="60.0" w:type="dxa"/>
-              <w:left w:w="90.0" w:type="dxa"/>
-              <w:bottom w:w="60.0" w:type="dxa"/>
-              <w:right w:w="90.0" w:type="dxa"/>
-            </w:tcMar>
-            <w:vAlign w:val="center"/>
-          </w:tcPr>
-          <w:p>
-            <w:pPr>
-              <w:jc w:val="center"/>
-              <w:rPr/>
-            </w:pPr>
-            <w:r>
-              <w:rPr>
-                <w:rtl w:val="0"/>
-              </w:rPr>
+            <w:r>
+              <w:t>R-10</w:t>
+            </w:r>
+          </w:p>
+        </w:tc>
+        <w:tc>
+          <w:tcPr>
+            <w:tcMar>
+              <w:top w:w="60.0" w:type="dxa"/>
+              <w:left w:w="90.0" w:type="dxa"/>
+              <w:bottom w:w="60.0" w:type="dxa"/>
+              <w:right w:w="90.0" w:type="dxa"/>
+            </w:tcMar>
+            <w:vAlign w:val="center"/>
+          </w:tcPr>
+          <w:p>
+            <w:r>
+              <w:t>Tecnico</w:t>
+            </w:r>
+          </w:p>
+        </w:tc>
+        <w:tc>
+          <w:tcPr>
+            <w:tcMar>
+              <w:top w:w="60.0" w:type="dxa"/>
+              <w:left w:w="90.0" w:type="dxa"/>
+              <w:bottom w:w="60.0" w:type="dxa"/>
+              <w:right w:w="90.0" w:type="dxa"/>
+            </w:tcMar>
+            <w:vAlign w:val="center"/>
+          </w:tcPr>
+          <w:p>
+            <w:r>
+              <w:t>Rendimiento lento con muchos usuarios conectados</w:t>
+            </w:r>
+          </w:p>
+        </w:tc>
+        <w:tc>
+          <w:tcPr>
+            <w:tcMar>
+              <w:top w:w="60.0" w:type="dxa"/>
+              <w:left w:w="90.0" w:type="dxa"/>
+              <w:bottom w:w="60.0" w:type="dxa"/>
+              <w:right w:w="90.0" w:type="dxa"/>
+            </w:tcMar>
+            <w:vAlign w:val="center"/>
+          </w:tcPr>
+          <w:p>
+            <w:r>
+              <w:t>Consultas SQL pesadas, archivos multimedia grandes, o limitaciones del plan gratuito de Render</w:t>
+            </w:r>
+          </w:p>
+        </w:tc>
+        <w:tc>
+          <w:tcPr>
+            <w:tcMar>
+              <w:top w:w="60.0" w:type="dxa"/>
+              <w:left w:w="90.0" w:type="dxa"/>
+              <w:bottom w:w="60.0" w:type="dxa"/>
+              <w:right w:w="90.0" w:type="dxa"/>
+            </w:tcMar>
+            <w:vAlign w:val="center"/>
+          </w:tcPr>
+          <w:p>
+            <w:r>
+              <w:t>2</w:t>
+            </w:r>
+          </w:p>
+        </w:tc>
+        <w:tc>
+          <w:tcPr>
+            <w:tcMar>
+              <w:top w:w="60.0" w:type="dxa"/>
+              <w:left w:w="90.0" w:type="dxa"/>
+              <w:bottom w:w="60.0" w:type="dxa"/>
+              <w:right w:w="90.0" w:type="dxa"/>
+            </w:tcMar>
+            <w:vAlign w:val="center"/>
+          </w:tcPr>
+          <w:p>
+            <w:r>
+              <w:t>3</w:t>
+            </w:r>
+          </w:p>
+        </w:tc>
+        <w:tc>
+          <w:tcPr>
+            <w:tcMar>
+              <w:top w:w="60.0" w:type="dxa"/>
+              <w:left w:w="90.0" w:type="dxa"/>
+              <w:bottom w:w="60.0" w:type="dxa"/>
+              <w:right w:w="90.0" w:type="dxa"/>
+            </w:tcMar>
+            <w:vAlign w:val="center"/>
+          </w:tcPr>
+          <w:p>
+            <w:r>
+              <w:t>6</w:t>
+            </w:r>
+          </w:p>
+        </w:tc>
+        <w:tc>
+          <w:tcPr>
+            <w:tcMar>
+              <w:top w:w="60.0" w:type="dxa"/>
+              <w:left w:w="90.0" w:type="dxa"/>
+              <w:bottom w:w="60.0" w:type="dxa"/>
+              <w:right w:w="90.0" w:type="dxa"/>
+            </w:tcMar>
+            <w:vAlign w:val="center"/>
+          </w:tcPr>
+          <w:p>
+            <w:r>
+              <w:t>Medio</w:t>
+            </w:r>
+          </w:p>
+        </w:tc>
+        <w:tc>
+          <w:tcPr>
+            <w:tcMar>
+              <w:top w:w="60.0" w:type="dxa"/>
+              <w:left w:w="90.0" w:type="dxa"/>
+              <w:bottom w:w="60.0" w:type="dxa"/>
+              <w:right w:w="90.0" w:type="dxa"/>
+            </w:tcMar>
+            <w:vAlign w:val="center"/>
+          </w:tcPr>
+          <w:p>
+            <w:r>
+              <w:t>Aceptar</w:t>
+            </w:r>
+          </w:p>
+        </w:tc>
+        <w:tc>
+          <w:tcPr>
+            <w:tcMar>
+              <w:top w:w="60.0" w:type="dxa"/>
+              <w:left w:w="90.0" w:type="dxa"/>
+              <w:bottom w:w="60.0" w:type="dxa"/>
+              <w:right w:w="90.0" w:type="dxa"/>
+            </w:tcMar>
+            <w:vAlign w:val="center"/>
+          </w:tcPr>
+          <w:p>
+            <w:r>
+              <w:t>Optimizar consultas SQL con indices. Comprimir imagenes antes de subir. Limitar tamaño de archivos. Monitorear metricas de Render. Escalar plan si es necesario.</w:t>
+            </w:r>
+          </w:p>
+        </w:tc>
+        <w:tc>
+          <w:tcPr>
+            <w:tcMar>
+              <w:top w:w="60.0" w:type="dxa"/>
+              <w:left w:w="90.0" w:type="dxa"/>
+              <w:bottom w:w="60.0" w:type="dxa"/>
+              <w:right w:w="90.0" w:type="dxa"/>
+            </w:tcMar>
+            <w:vAlign w:val="center"/>
+          </w:tcPr>
+          <w:p>
+            <w:r>
+              <w:t>Federico Rojas</w:t>
+            </w:r>
+          </w:p>
+        </w:tc>
+        <w:tc>
+          <w:tcPr>
+            <w:tcMar>
+              <w:top w:w="60.0" w:type="dxa"/>
+              <w:left w:w="90.0" w:type="dxa"/>
+              <w:bottom w:w="60.0" w:type="dxa"/>
+              <w:right w:w="90.0" w:type="dxa"/>
+            </w:tcMar>
+            <w:vAlign w:val="center"/>
+          </w:tcPr>
+          <w:p>
+            <w:r>
+              <w:t>En seguimiento</w:t>
             </w:r>
           </w:p>
         </w:tc>
@@ -5604,256 +4872,184 @@
             <w:vAlign w:val="center"/>
           </w:tcPr>
           <w:p>
-            <w:pPr>
-              <w:jc w:val="center"/>
-              <w:rPr/>
-            </w:pPr>
-            <w:r>
-              <w:rPr>
-                <w:rtl w:val="0"/>
-              </w:rPr>
-            </w:r>
-          </w:p>
-        </w:tc>
-        <w:tc>
-          <w:tcPr>
-            <w:tcMar>
-              <w:top w:w="60.0" w:type="dxa"/>
-              <w:left w:w="90.0" w:type="dxa"/>
-              <w:bottom w:w="60.0" w:type="dxa"/>
-              <w:right w:w="90.0" w:type="dxa"/>
-            </w:tcMar>
-            <w:vAlign w:val="center"/>
-          </w:tcPr>
-          <w:p>
-            <w:pPr>
-              <w:jc w:val="left"/>
-              <w:rPr/>
-            </w:pPr>
-            <w:r>
-              <w:rPr>
-                <w:rtl w:val="0"/>
-              </w:rPr>
-            </w:r>
-          </w:p>
-        </w:tc>
-        <w:tc>
-          <w:tcPr>
-            <w:tcMar>
-              <w:top w:w="60.0" w:type="dxa"/>
-              <w:left w:w="90.0" w:type="dxa"/>
-              <w:bottom w:w="60.0" w:type="dxa"/>
-              <w:right w:w="90.0" w:type="dxa"/>
-            </w:tcMar>
-            <w:vAlign w:val="center"/>
-          </w:tcPr>
-          <w:p>
-            <w:pPr>
-              <w:jc w:val="left"/>
-              <w:rPr/>
-            </w:pPr>
-            <w:r>
-              <w:rPr>
-                <w:rtl w:val="0"/>
-              </w:rPr>
-            </w:r>
-          </w:p>
-        </w:tc>
-        <w:tc>
-          <w:tcPr>
-            <w:tcMar>
-              <w:top w:w="60.0" w:type="dxa"/>
-              <w:left w:w="90.0" w:type="dxa"/>
-              <w:bottom w:w="60.0" w:type="dxa"/>
-              <w:right w:w="90.0" w:type="dxa"/>
-            </w:tcMar>
-            <w:vAlign w:val="center"/>
-          </w:tcPr>
-          <w:p>
-            <w:pPr>
-              <w:jc w:val="left"/>
-              <w:rPr/>
-            </w:pPr>
-            <w:r>
-              <w:rPr>
-                <w:rtl w:val="0"/>
-              </w:rPr>
-            </w:r>
-          </w:p>
-        </w:tc>
-        <w:tc>
-          <w:tcPr>
-            <w:tcMar>
-              <w:top w:w="60.0" w:type="dxa"/>
-              <w:left w:w="90.0" w:type="dxa"/>
-              <w:bottom w:w="60.0" w:type="dxa"/>
-              <w:right w:w="90.0" w:type="dxa"/>
-            </w:tcMar>
-            <w:vAlign w:val="center"/>
-          </w:tcPr>
-          <w:p>
-            <w:pPr>
-              <w:jc w:val="center"/>
-              <w:rPr/>
-            </w:pPr>
-            <w:r>
-              <w:rPr>
-                <w:rtl w:val="0"/>
-              </w:rPr>
-            </w:r>
-          </w:p>
-        </w:tc>
-        <w:tc>
-          <w:tcPr>
-            <w:tcMar>
-              <w:top w:w="60.0" w:type="dxa"/>
-              <w:left w:w="90.0" w:type="dxa"/>
-              <w:bottom w:w="60.0" w:type="dxa"/>
-              <w:right w:w="90.0" w:type="dxa"/>
-            </w:tcMar>
-            <w:vAlign w:val="center"/>
-          </w:tcPr>
-          <w:p>
-            <w:pPr>
-              <w:jc w:val="center"/>
-              <w:rPr/>
-            </w:pPr>
-            <w:r>
-              <w:rPr>
-                <w:rtl w:val="0"/>
-              </w:rPr>
-            </w:r>
-          </w:p>
-        </w:tc>
-        <w:tc>
-          <w:tcPr>
-            <w:tcMar>
-              <w:top w:w="60.0" w:type="dxa"/>
-              <w:left w:w="90.0" w:type="dxa"/>
-              <w:bottom w:w="60.0" w:type="dxa"/>
-              <w:right w:w="90.0" w:type="dxa"/>
-            </w:tcMar>
-            <w:vAlign w:val="center"/>
-          </w:tcPr>
-          <w:p>
-            <w:pPr>
-              <w:jc w:val="center"/>
-              <w:rPr/>
-            </w:pPr>
-            <w:r>
-              <w:rPr>
-                <w:rtl w:val="0"/>
-              </w:rPr>
-            </w:r>
-          </w:p>
-        </w:tc>
-        <w:tc>
-          <w:tcPr>
-            <w:tcMar>
-              <w:top w:w="60.0" w:type="dxa"/>
-              <w:left w:w="90.0" w:type="dxa"/>
-              <w:bottom w:w="60.0" w:type="dxa"/>
-              <w:right w:w="90.0" w:type="dxa"/>
-            </w:tcMar>
-            <w:vAlign w:val="center"/>
-          </w:tcPr>
-          <w:p>
-            <w:pPr>
-              <w:jc w:val="left"/>
-              <w:rPr/>
-            </w:pPr>
-            <w:r>
-              <w:rPr>
-                <w:rtl w:val="0"/>
-              </w:rPr>
-            </w:r>
-          </w:p>
-        </w:tc>
-        <w:tc>
-          <w:tcPr>
-            <w:tcMar>
-              <w:top w:w="60.0" w:type="dxa"/>
-              <w:left w:w="90.0" w:type="dxa"/>
-              <w:bottom w:w="60.0" w:type="dxa"/>
-              <w:right w:w="90.0" w:type="dxa"/>
-            </w:tcMar>
-            <w:vAlign w:val="center"/>
-          </w:tcPr>
-          <w:p>
-            <w:pPr>
-              <w:jc w:val="center"/>
-              <w:rPr/>
-            </w:pPr>
-            <w:r>
-              <w:rPr>
-                <w:rtl w:val="0"/>
-              </w:rPr>
-            </w:r>
-          </w:p>
-        </w:tc>
-        <w:tc>
-          <w:tcPr>
-            <w:tcMar>
-              <w:top w:w="60.0" w:type="dxa"/>
-              <w:left w:w="90.0" w:type="dxa"/>
-              <w:bottom w:w="60.0" w:type="dxa"/>
-              <w:right w:w="90.0" w:type="dxa"/>
-            </w:tcMar>
-            <w:vAlign w:val="center"/>
-          </w:tcPr>
-          <w:p>
-            <w:pPr>
-              <w:jc w:val="left"/>
-              <w:rPr/>
-            </w:pPr>
-            <w:r>
-              <w:rPr>
-                <w:rtl w:val="0"/>
-              </w:rPr>
-            </w:r>
-          </w:p>
-        </w:tc>
-        <w:tc>
-          <w:tcPr>
-            <w:tcMar>
-              <w:top w:w="60.0" w:type="dxa"/>
-              <w:left w:w="90.0" w:type="dxa"/>
-              <w:bottom w:w="60.0" w:type="dxa"/>
-              <w:right w:w="90.0" w:type="dxa"/>
-            </w:tcMar>
-            <w:vAlign w:val="center"/>
-          </w:tcPr>
-          <w:p>
-            <w:pPr>
-              <w:jc w:val="left"/>
-              <w:rPr/>
-            </w:pPr>
-            <w:r>
-              <w:rPr>
-                <w:rtl w:val="0"/>
-              </w:rPr>
-            </w:r>
-          </w:p>
-        </w:tc>
-        <w:tc>
-          <w:tcPr>
-            <w:tcMar>
-              <w:top w:w="60.0" w:type="dxa"/>
-              <w:left w:w="90.0" w:type="dxa"/>
-              <w:bottom w:w="60.0" w:type="dxa"/>
-              <w:right w:w="90.0" w:type="dxa"/>
-            </w:tcMar>
-            <w:vAlign w:val="center"/>
-          </w:tcPr>
-          <w:p>
-            <w:pPr>
-              <w:jc w:val="center"/>
-              <w:rPr/>
-            </w:pPr>
-            <w:r>
-              <w:rPr>
-                <w:rtl w:val="0"/>
-              </w:rPr>
+            <w:r>
+              <w:t>R-11</w:t>
+            </w:r>
+          </w:p>
+        </w:tc>
+        <w:tc>
+          <w:tcPr>
+            <w:tcMar>
+              <w:top w:w="60.0" w:type="dxa"/>
+              <w:left w:w="90.0" w:type="dxa"/>
+              <w:bottom w:w="60.0" w:type="dxa"/>
+              <w:right w:w="90.0" w:type="dxa"/>
+            </w:tcMar>
+            <w:vAlign w:val="center"/>
+          </w:tcPr>
+          <w:p>
+            <w:r>
+              <w:t>Seguridad</w:t>
+            </w:r>
+          </w:p>
+        </w:tc>
+        <w:tc>
+          <w:tcPr>
+            <w:tcMar>
+              <w:top w:w="60.0" w:type="dxa"/>
+              <w:left w:w="90.0" w:type="dxa"/>
+              <w:bottom w:w="60.0" w:type="dxa"/>
+              <w:right w:w="90.0" w:type="dxa"/>
+            </w:tcMar>
+            <w:vAlign w:val="center"/>
+          </w:tcPr>
+          <w:p>
+            <w:r>
+              <w:t>Contrasenas de usuarios comprometidas por acceso no autorizado a la BD</w:t>
+            </w:r>
+          </w:p>
+        </w:tc>
+        <w:tc>
+          <w:tcPr>
+            <w:tcMar>
+              <w:top w:w="60.0" w:type="dxa"/>
+              <w:left w:w="90.0" w:type="dxa"/>
+              <w:bottom w:w="60.0" w:type="dxa"/>
+              <w:right w:w="90.0" w:type="dxa"/>
+            </w:tcMar>
+            <w:vAlign w:val="center"/>
+          </w:tcPr>
+          <w:p>
+            <w:r>
+              <w:t>Vulnerabilidad en el servidor o acceso fisico no autorizado a la base de datos</w:t>
+            </w:r>
+          </w:p>
+        </w:tc>
+        <w:tc>
+          <w:tcPr>
+            <w:tcMar>
+              <w:top w:w="60.0" w:type="dxa"/>
+              <w:left w:w="90.0" w:type="dxa"/>
+              <w:bottom w:w="60.0" w:type="dxa"/>
+              <w:right w:w="90.0" w:type="dxa"/>
+            </w:tcMar>
+            <w:vAlign w:val="center"/>
+          </w:tcPr>
+          <w:p>
+            <w:r>
+              <w:t>2</w:t>
+            </w:r>
+          </w:p>
+        </w:tc>
+        <w:tc>
+          <w:tcPr>
+            <w:tcMar>
+              <w:top w:w="60.0" w:type="dxa"/>
+              <w:left w:w="90.0" w:type="dxa"/>
+              <w:bottom w:w="60.0" w:type="dxa"/>
+              <w:right w:w="90.0" w:type="dxa"/>
+            </w:tcMar>
+            <w:vAlign w:val="center"/>
+          </w:tcPr>
+          <w:p>
+            <w:r>
+              <w:t>5</w:t>
+            </w:r>
+          </w:p>
+        </w:tc>
+        <w:tc>
+          <w:tcPr>
+            <w:tcMar>
+              <w:top w:w="60.0" w:type="dxa"/>
+              <w:left w:w="90.0" w:type="dxa"/>
+              <w:bottom w:w="60.0" w:type="dxa"/>
+              <w:right w:w="90.0" w:type="dxa"/>
+            </w:tcMar>
+            <w:vAlign w:val="center"/>
+          </w:tcPr>
+          <w:p>
+            <w:r>
+              <w:t>10</w:t>
+            </w:r>
+          </w:p>
+        </w:tc>
+        <w:tc>
+          <w:tcPr>
+            <w:tcMar>
+              <w:top w:w="60.0" w:type="dxa"/>
+              <w:left w:w="90.0" w:type="dxa"/>
+              <w:bottom w:w="60.0" w:type="dxa"/>
+              <w:right w:w="90.0" w:type="dxa"/>
+            </w:tcMar>
+            <w:vAlign w:val="center"/>
+          </w:tcPr>
+          <w:p>
+            <w:r>
+              <w:t>Alto</w:t>
+            </w:r>
+          </w:p>
+        </w:tc>
+        <w:tc>
+          <w:tcPr>
+            <w:tcMar>
+              <w:top w:w="60.0" w:type="dxa"/>
+              <w:left w:w="90.0" w:type="dxa"/>
+              <w:bottom w:w="60.0" w:type="dxa"/>
+              <w:right w:w="90.0" w:type="dxa"/>
+            </w:tcMar>
+            <w:vAlign w:val="center"/>
+          </w:tcPr>
+          <w:p>
+            <w:r>
+              <w:t>Mitigar</w:t>
+            </w:r>
+          </w:p>
+        </w:tc>
+        <w:tc>
+          <w:tcPr>
+            <w:tcMar>
+              <w:top w:w="60.0" w:type="dxa"/>
+              <w:left w:w="90.0" w:type="dxa"/>
+              <w:bottom w:w="60.0" w:type="dxa"/>
+              <w:right w:w="90.0" w:type="dxa"/>
+            </w:tcMar>
+            <w:vAlign w:val="center"/>
+          </w:tcPr>
+          <w:p>
+            <w:r>
+              <w:t>Contrasenas hasheadas con bcrypt (irrevertibles). Sin contrasenas en texto plano. TiDB Cloud con encriptacion en reposo. Acceso restringido por IP.</w:t>
+            </w:r>
+          </w:p>
+        </w:tc>
+        <w:tc>
+          <w:tcPr>
+            <w:tcMar>
+              <w:top w:w="60.0" w:type="dxa"/>
+              <w:left w:w="90.0" w:type="dxa"/>
+              <w:bottom w:w="60.0" w:type="dxa"/>
+              <w:right w:w="90.0" w:type="dxa"/>
+            </w:tcMar>
+            <w:vAlign w:val="center"/>
+          </w:tcPr>
+          <w:p>
+            <w:r>
+              <w:t>Lucas Hamlin</w:t>
+            </w:r>
+          </w:p>
+        </w:tc>
+        <w:tc>
+          <w:tcPr>
+            <w:tcMar>
+              <w:top w:w="60.0" w:type="dxa"/>
+              <w:left w:w="90.0" w:type="dxa"/>
+              <w:bottom w:w="60.0" w:type="dxa"/>
+              <w:right w:w="90.0" w:type="dxa"/>
+            </w:tcMar>
+            <w:vAlign w:val="center"/>
+          </w:tcPr>
+          <w:p>
+            <w:r>
+              <w:t>Mitigado</w:t>
             </w:r>
           </w:p>
         </w:tc>
@@ -5874,256 +5070,184 @@
             <w:vAlign w:val="center"/>
           </w:tcPr>
           <w:p>
-            <w:pPr>
-              <w:jc w:val="center"/>
-              <w:rPr/>
-            </w:pPr>
-            <w:r>
-              <w:rPr>
-                <w:rtl w:val="0"/>
-              </w:rPr>
-            </w:r>
-          </w:p>
-        </w:tc>
-        <w:tc>
-          <w:tcPr>
-            <w:tcMar>
-              <w:top w:w="60.0" w:type="dxa"/>
-              <w:left w:w="90.0" w:type="dxa"/>
-              <w:bottom w:w="60.0" w:type="dxa"/>
-              <w:right w:w="90.0" w:type="dxa"/>
-            </w:tcMar>
-            <w:vAlign w:val="center"/>
-          </w:tcPr>
-          <w:p>
-            <w:pPr>
-              <w:jc w:val="left"/>
-              <w:rPr/>
-            </w:pPr>
-            <w:r>
-              <w:rPr>
-                <w:rtl w:val="0"/>
-              </w:rPr>
-            </w:r>
-          </w:p>
-        </w:tc>
-        <w:tc>
-          <w:tcPr>
-            <w:tcMar>
-              <w:top w:w="60.0" w:type="dxa"/>
-              <w:left w:w="90.0" w:type="dxa"/>
-              <w:bottom w:w="60.0" w:type="dxa"/>
-              <w:right w:w="90.0" w:type="dxa"/>
-            </w:tcMar>
-            <w:vAlign w:val="center"/>
-          </w:tcPr>
-          <w:p>
-            <w:pPr>
-              <w:jc w:val="left"/>
-              <w:rPr/>
-            </w:pPr>
-            <w:r>
-              <w:rPr>
-                <w:rtl w:val="0"/>
-              </w:rPr>
-            </w:r>
-          </w:p>
-        </w:tc>
-        <w:tc>
-          <w:tcPr>
-            <w:tcMar>
-              <w:top w:w="60.0" w:type="dxa"/>
-              <w:left w:w="90.0" w:type="dxa"/>
-              <w:bottom w:w="60.0" w:type="dxa"/>
-              <w:right w:w="90.0" w:type="dxa"/>
-            </w:tcMar>
-            <w:vAlign w:val="center"/>
-          </w:tcPr>
-          <w:p>
-            <w:pPr>
-              <w:jc w:val="left"/>
-              <w:rPr/>
-            </w:pPr>
-            <w:r>
-              <w:rPr>
-                <w:rtl w:val="0"/>
-              </w:rPr>
-            </w:r>
-          </w:p>
-        </w:tc>
-        <w:tc>
-          <w:tcPr>
-            <w:tcMar>
-              <w:top w:w="60.0" w:type="dxa"/>
-              <w:left w:w="90.0" w:type="dxa"/>
-              <w:bottom w:w="60.0" w:type="dxa"/>
-              <w:right w:w="90.0" w:type="dxa"/>
-            </w:tcMar>
-            <w:vAlign w:val="center"/>
-          </w:tcPr>
-          <w:p>
-            <w:pPr>
-              <w:jc w:val="center"/>
-              <w:rPr/>
-            </w:pPr>
-            <w:r>
-              <w:rPr>
-                <w:rtl w:val="0"/>
-              </w:rPr>
-            </w:r>
-          </w:p>
-        </w:tc>
-        <w:tc>
-          <w:tcPr>
-            <w:tcMar>
-              <w:top w:w="60.0" w:type="dxa"/>
-              <w:left w:w="90.0" w:type="dxa"/>
-              <w:bottom w:w="60.0" w:type="dxa"/>
-              <w:right w:w="90.0" w:type="dxa"/>
-            </w:tcMar>
-            <w:vAlign w:val="center"/>
-          </w:tcPr>
-          <w:p>
-            <w:pPr>
-              <w:jc w:val="center"/>
-              <w:rPr/>
-            </w:pPr>
-            <w:r>
-              <w:rPr>
-                <w:rtl w:val="0"/>
-              </w:rPr>
-            </w:r>
-          </w:p>
-        </w:tc>
-        <w:tc>
-          <w:tcPr>
-            <w:tcMar>
-              <w:top w:w="60.0" w:type="dxa"/>
-              <w:left w:w="90.0" w:type="dxa"/>
-              <w:bottom w:w="60.0" w:type="dxa"/>
-              <w:right w:w="90.0" w:type="dxa"/>
-            </w:tcMar>
-            <w:vAlign w:val="center"/>
-          </w:tcPr>
-          <w:p>
-            <w:pPr>
-              <w:jc w:val="center"/>
-              <w:rPr/>
-            </w:pPr>
-            <w:r>
-              <w:rPr>
-                <w:rtl w:val="0"/>
-              </w:rPr>
-            </w:r>
-          </w:p>
-        </w:tc>
-        <w:tc>
-          <w:tcPr>
-            <w:tcMar>
-              <w:top w:w="60.0" w:type="dxa"/>
-              <w:left w:w="90.0" w:type="dxa"/>
-              <w:bottom w:w="60.0" w:type="dxa"/>
-              <w:right w:w="90.0" w:type="dxa"/>
-            </w:tcMar>
-            <w:vAlign w:val="center"/>
-          </w:tcPr>
-          <w:p>
-            <w:pPr>
-              <w:jc w:val="left"/>
-              <w:rPr/>
-            </w:pPr>
-            <w:r>
-              <w:rPr>
-                <w:rtl w:val="0"/>
-              </w:rPr>
-            </w:r>
-          </w:p>
-        </w:tc>
-        <w:tc>
-          <w:tcPr>
-            <w:tcMar>
-              <w:top w:w="60.0" w:type="dxa"/>
-              <w:left w:w="90.0" w:type="dxa"/>
-              <w:bottom w:w="60.0" w:type="dxa"/>
-              <w:right w:w="90.0" w:type="dxa"/>
-            </w:tcMar>
-            <w:vAlign w:val="center"/>
-          </w:tcPr>
-          <w:p>
-            <w:pPr>
-              <w:jc w:val="center"/>
-              <w:rPr/>
-            </w:pPr>
-            <w:r>
-              <w:rPr>
-                <w:rtl w:val="0"/>
-              </w:rPr>
-            </w:r>
-          </w:p>
-        </w:tc>
-        <w:tc>
-          <w:tcPr>
-            <w:tcMar>
-              <w:top w:w="60.0" w:type="dxa"/>
-              <w:left w:w="90.0" w:type="dxa"/>
-              <w:bottom w:w="60.0" w:type="dxa"/>
-              <w:right w:w="90.0" w:type="dxa"/>
-            </w:tcMar>
-            <w:vAlign w:val="center"/>
-          </w:tcPr>
-          <w:p>
-            <w:pPr>
-              <w:jc w:val="left"/>
-              <w:rPr/>
-            </w:pPr>
-            <w:r>
-              <w:rPr>
-                <w:rtl w:val="0"/>
-              </w:rPr>
-            </w:r>
-          </w:p>
-        </w:tc>
-        <w:tc>
-          <w:tcPr>
-            <w:tcMar>
-              <w:top w:w="60.0" w:type="dxa"/>
-              <w:left w:w="90.0" w:type="dxa"/>
-              <w:bottom w:w="60.0" w:type="dxa"/>
-              <w:right w:w="90.0" w:type="dxa"/>
-            </w:tcMar>
-            <w:vAlign w:val="center"/>
-          </w:tcPr>
-          <w:p>
-            <w:pPr>
-              <w:jc w:val="left"/>
-              <w:rPr/>
-            </w:pPr>
-            <w:r>
-              <w:rPr>
-                <w:rtl w:val="0"/>
-              </w:rPr>
-            </w:r>
-          </w:p>
-        </w:tc>
-        <w:tc>
-          <w:tcPr>
-            <w:tcMar>
-              <w:top w:w="60.0" w:type="dxa"/>
-              <w:left w:w="90.0" w:type="dxa"/>
-              <w:bottom w:w="60.0" w:type="dxa"/>
-              <w:right w:w="90.0" w:type="dxa"/>
-            </w:tcMar>
-            <w:vAlign w:val="center"/>
-          </w:tcPr>
-          <w:p>
-            <w:pPr>
-              <w:jc w:val="center"/>
-              <w:rPr/>
-            </w:pPr>
-            <w:r>
-              <w:rPr>
-                <w:rtl w:val="0"/>
-              </w:rPr>
+            <w:r>
+              <w:t>R-12</w:t>
+            </w:r>
+          </w:p>
+        </w:tc>
+        <w:tc>
+          <w:tcPr>
+            <w:tcMar>
+              <w:top w:w="60.0" w:type="dxa"/>
+              <w:left w:w="90.0" w:type="dxa"/>
+              <w:bottom w:w="60.0" w:type="dxa"/>
+              <w:right w:w="90.0" w:type="dxa"/>
+            </w:tcMar>
+            <w:vAlign w:val="center"/>
+          </w:tcPr>
+          <w:p>
+            <w:r>
+              <w:t>Calidad</w:t>
+            </w:r>
+          </w:p>
+        </w:tc>
+        <w:tc>
+          <w:tcPr>
+            <w:tcMar>
+              <w:top w:w="60.0" w:type="dxa"/>
+              <w:left w:w="90.0" w:type="dxa"/>
+              <w:bottom w:w="60.0" w:type="dxa"/>
+              <w:right w:w="90.0" w:type="dxa"/>
+            </w:tcMar>
+            <w:vAlign w:val="center"/>
+          </w:tcPr>
+          <w:p>
+            <w:r>
+              <w:t>Apuntes subidos con informacion incorrecta o incompleta</w:t>
+            </w:r>
+          </w:p>
+        </w:tc>
+        <w:tc>
+          <w:tcPr>
+            <w:tcMar>
+              <w:top w:w="60.0" w:type="dxa"/>
+              <w:left w:w="90.0" w:type="dxa"/>
+              <w:bottom w:w="60.0" w:type="dxa"/>
+              <w:right w:w="90.0" w:type="dxa"/>
+            </w:tcMar>
+            <w:vAlign w:val="center"/>
+          </w:tcPr>
+          <w:p>
+            <w:r>
+              <w:t>Un estudiante sube material sin revisar, con errores o faltante</w:t>
+            </w:r>
+          </w:p>
+        </w:tc>
+        <w:tc>
+          <w:tcPr>
+            <w:tcMar>
+              <w:top w:w="60.0" w:type="dxa"/>
+              <w:left w:w="90.0" w:type="dxa"/>
+              <w:bottom w:w="60.0" w:type="dxa"/>
+              <w:right w:w="90.0" w:type="dxa"/>
+            </w:tcMar>
+            <w:vAlign w:val="center"/>
+          </w:tcPr>
+          <w:p>
+            <w:r>
+              <w:t>4</w:t>
+            </w:r>
+          </w:p>
+        </w:tc>
+        <w:tc>
+          <w:tcPr>
+            <w:tcMar>
+              <w:top w:w="60.0" w:type="dxa"/>
+              <w:left w:w="90.0" w:type="dxa"/>
+              <w:bottom w:w="60.0" w:type="dxa"/>
+              <w:right w:w="90.0" w:type="dxa"/>
+            </w:tcMar>
+            <w:vAlign w:val="center"/>
+          </w:tcPr>
+          <w:p>
+            <w:r>
+              <w:t>2</w:t>
+            </w:r>
+          </w:p>
+        </w:tc>
+        <w:tc>
+          <w:tcPr>
+            <w:tcMar>
+              <w:top w:w="60.0" w:type="dxa"/>
+              <w:left w:w="90.0" w:type="dxa"/>
+              <w:bottom w:w="60.0" w:type="dxa"/>
+              <w:right w:w="90.0" w:type="dxa"/>
+            </w:tcMar>
+            <w:vAlign w:val="center"/>
+          </w:tcPr>
+          <w:p>
+            <w:r>
+              <w:t>8</w:t>
+            </w:r>
+          </w:p>
+        </w:tc>
+        <w:tc>
+          <w:tcPr>
+            <w:tcMar>
+              <w:top w:w="60.0" w:type="dxa"/>
+              <w:left w:w="90.0" w:type="dxa"/>
+              <w:bottom w:w="60.0" w:type="dxa"/>
+              <w:right w:w="90.0" w:type="dxa"/>
+            </w:tcMar>
+            <w:vAlign w:val="center"/>
+          </w:tcPr>
+          <w:p>
+            <w:r>
+              <w:t>Medio</w:t>
+            </w:r>
+          </w:p>
+        </w:tc>
+        <w:tc>
+          <w:tcPr>
+            <w:tcMar>
+              <w:top w:w="60.0" w:type="dxa"/>
+              <w:left w:w="90.0" w:type="dxa"/>
+              <w:bottom w:w="60.0" w:type="dxa"/>
+              <w:right w:w="90.0" w:type="dxa"/>
+            </w:tcMar>
+            <w:vAlign w:val="center"/>
+          </w:tcPr>
+          <w:p>
+            <w:r>
+              <w:t>Aceptar</w:t>
+            </w:r>
+          </w:p>
+        </w:tc>
+        <w:tc>
+          <w:tcPr>
+            <w:tcMar>
+              <w:top w:w="60.0" w:type="dxa"/>
+              <w:left w:w="90.0" w:type="dxa"/>
+              <w:bottom w:w="60.0" w:type="dxa"/>
+              <w:right w:w="90.0" w:type="dxa"/>
+            </w:tcMar>
+            <w:vAlign w:val="center"/>
+          </w:tcPr>
+          <w:p>
+            <w:r>
+              <w:t>Sistema de valoraciones (1-5 estrellas) para que la comunidad identifique contenido deficiente. Comentarios en cada apunte. Los moderadores pueden rechazar o solicitar correcciones.</w:t>
+            </w:r>
+          </w:p>
+        </w:tc>
+        <w:tc>
+          <w:tcPr>
+            <w:tcMar>
+              <w:top w:w="60.0" w:type="dxa"/>
+              <w:left w:w="90.0" w:type="dxa"/>
+              <w:bottom w:w="60.0" w:type="dxa"/>
+              <w:right w:w="90.0" w:type="dxa"/>
+            </w:tcMar>
+            <w:vAlign w:val="center"/>
+          </w:tcPr>
+          <w:p>
+            <w:r>
+              <w:t>Ramiro Tatone</w:t>
+            </w:r>
+          </w:p>
+        </w:tc>
+        <w:tc>
+          <w:tcPr>
+            <w:tcMar>
+              <w:top w:w="60.0" w:type="dxa"/>
+              <w:left w:w="90.0" w:type="dxa"/>
+              <w:bottom w:w="60.0" w:type="dxa"/>
+              <w:right w:w="90.0" w:type="dxa"/>
+            </w:tcMar>
+            <w:vAlign w:val="center"/>
+          </w:tcPr>
+          <w:p>
+            <w:r>
+              <w:t>Abierto</w:t>
             </w:r>
           </w:p>
         </w:tc>
